--- a/docs/printable/Match Zettel.docx
+++ b/docs/printable/Match Zettel.docx
@@ -35,12 +35,12 @@
           <w:tcPr>
             <w:tcW w:w="1150" w:type="dxa"/>
             <w:tcBorders>
-              <w:top w:val="single" w:sz="4" w:space="0" w:color="C20009"/>
-              <w:left w:val="single" w:sz="4" w:space="0" w:color="C20009"/>
-              <w:bottom w:val="single" w:sz="4" w:space="0" w:color="C20009"/>
-              <w:right w:val="single" w:sz="4" w:space="0" w:color="C20009"/>
-            </w:tcBorders>
-            <w:shd w:val="clear" w:color="auto" w:fill="C20009"/>
+              <w:top w:val="single" w:sz="4" w:space="0" w:color="2C5F63"/>
+              <w:left w:val="single" w:sz="4" w:space="0" w:color="2C5F63"/>
+              <w:bottom w:val="single" w:sz="4" w:space="0" w:color="2C5F63"/>
+              <w:right w:val="single" w:sz="4" w:space="0" w:color="2C5F63"/>
+            </w:tcBorders>
+            <w:shd w:val="clear" w:color="auto" w:fill="2C5F63"/>
             <w:tcMar>
               <w:top w:w="95" w:type="dxa"/>
               <w:left w:w="150" w:type="dxa"/>
@@ -58,7 +58,7 @@
                 <w:noProof/>
               </w:rPr>
               <w:drawing>
-                <wp:inline distT="0" distB="0" distL="0" distR="0" wp14:anchorId="54AD59C3" wp14:editId="19595F37">
+                <wp:inline distT="0" distB="0" distL="0" distR="0" wp14:anchorId="4D93B16B" wp14:editId="360A3B7A">
                   <wp:extent cx="628650" cy="438150"/>
                   <wp:effectExtent l="0" t="0" r="0" b="0"/>
                   <wp:docPr id="1" name="Picture 1"/>
@@ -102,12 +102,12 @@
           <w:tcPr>
             <w:tcW w:w="6950" w:type="dxa"/>
             <w:tcBorders>
-              <w:top w:val="single" w:sz="4" w:space="0" w:color="C20009"/>
-              <w:left w:val="single" w:sz="4" w:space="0" w:color="C20009"/>
-              <w:bottom w:val="single" w:sz="4" w:space="0" w:color="C20009"/>
-              <w:right w:val="single" w:sz="4" w:space="0" w:color="C20009"/>
-            </w:tcBorders>
-            <w:shd w:val="clear" w:color="auto" w:fill="C20009"/>
+              <w:top w:val="single" w:sz="4" w:space="0" w:color="2C5F63"/>
+              <w:left w:val="single" w:sz="4" w:space="0" w:color="2C5F63"/>
+              <w:bottom w:val="single" w:sz="4" w:space="0" w:color="2C5F63"/>
+              <w:right w:val="single" w:sz="4" w:space="0" w:color="2C5F63"/>
+            </w:tcBorders>
+            <w:shd w:val="clear" w:color="auto" w:fill="2C5F63"/>
             <w:tcMar>
               <w:top w:w="95" w:type="dxa"/>
               <w:left w:w="150" w:type="dxa"/>
@@ -168,7 +168,7 @@
                 <w:b/>
                 <w:bCs/>
                 <w:caps/>
-                <w:color w:val="F6C6C8"/>
+                <w:color w:val="BFD6D5"/>
                 <w:spacing w:val="20"/>
                 <w:sz w:val="15"/>
                 <w:szCs w:val="15"/>
@@ -181,12 +181,12 @@
           <w:tcPr>
             <w:tcW w:w="2566" w:type="dxa"/>
             <w:tcBorders>
-              <w:top w:val="single" w:sz="4" w:space="0" w:color="C20009"/>
-              <w:left w:val="single" w:sz="4" w:space="0" w:color="C20009"/>
-              <w:bottom w:val="single" w:sz="4" w:space="0" w:color="C20009"/>
-              <w:right w:val="single" w:sz="4" w:space="0" w:color="C20009"/>
-            </w:tcBorders>
-            <w:shd w:val="clear" w:color="auto" w:fill="C20009"/>
+              <w:top w:val="single" w:sz="4" w:space="0" w:color="2C5F63"/>
+              <w:left w:val="single" w:sz="4" w:space="0" w:color="2C5F63"/>
+              <w:bottom w:val="single" w:sz="4" w:space="0" w:color="2C5F63"/>
+              <w:right w:val="single" w:sz="4" w:space="0" w:color="2C5F63"/>
+            </w:tcBorders>
+            <w:shd w:val="clear" w:color="auto" w:fill="2C5F63"/>
             <w:tcMar>
               <w:top w:w="95" w:type="dxa"/>
               <w:left w:w="150" w:type="dxa"/>
@@ -222,7 +222,7 @@
                 <w:b/>
                 <w:bCs/>
                 <w:caps/>
-                <w:color w:val="F6C6C8"/>
+                <w:color w:val="BFD6D5"/>
                 <w:spacing w:val="20"/>
                 <w:sz w:val="15"/>
                 <w:szCs w:val="15"/>
@@ -235,7 +235,7 @@
     </w:tbl>
     <w:p>
       <w:pPr>
-        <w:spacing w:line="100" w:lineRule="exact"/>
+        <w:spacing w:line="180" w:lineRule="exact"/>
       </w:pPr>
     </w:p>
     <w:tbl>
@@ -290,7 +290,6 @@
                 <w:b/>
                 <w:bCs/>
                 <w:caps/>
-                <w:color w:val="C20009"/>
                 <w:spacing w:val="26"/>
                 <w:sz w:val="14"/>
                 <w:szCs w:val="14"/>
@@ -300,7 +299,7 @@
             <w:r>
               <w:rPr>
                 <w:caps/>
-                <w:color w:val="6E6E68"/>
+                <w:color w:val="6E7276"/>
                 <w:spacing w:val="20"/>
                 <w:sz w:val="14"/>
                 <w:szCs w:val="14"/>
@@ -311,7 +310,7 @@
             <w:r>
               <w:rPr>
                 <w:caps/>
-                <w:color w:val="6E6E68"/>
+                <w:color w:val="6E7276"/>
                 <w:spacing w:val="20"/>
                 <w:sz w:val="14"/>
                 <w:szCs w:val="14"/>
@@ -361,7 +360,6 @@
                 <w:b/>
                 <w:bCs/>
                 <w:caps/>
-                <w:color w:val="C20009"/>
                 <w:spacing w:val="26"/>
                 <w:sz w:val="14"/>
                 <w:szCs w:val="14"/>
@@ -371,7 +369,7 @@
             <w:r>
               <w:rPr>
                 <w:caps/>
-                <w:color w:val="6E6E68"/>
+                <w:color w:val="6E7276"/>
                 <w:spacing w:val="20"/>
                 <w:sz w:val="14"/>
                 <w:szCs w:val="14"/>
@@ -382,7 +380,7 @@
             <w:r>
               <w:rPr>
                 <w:caps/>
-                <w:color w:val="6E6E68"/>
+                <w:color w:val="6E7276"/>
                 <w:spacing w:val="20"/>
                 <w:sz w:val="14"/>
                 <w:szCs w:val="14"/>
@@ -400,7 +398,7 @@
           </w:tblCellMar>
         </w:tblPrEx>
         <w:trPr>
-          <w:trHeight w:val="300"/>
+          <w:trHeight w:val="400"/>
         </w:trPr>
         <w:tc>
           <w:tcPr>
@@ -408,7 +406,7 @@
             <w:tcBorders>
               <w:top w:val="none" w:sz="0" w:space="0" w:color="FFFFFF"/>
               <w:left w:val="none" w:sz="0" w:space="0" w:color="FFFFFF"/>
-              <w:bottom w:val="single" w:sz="8" w:space="0" w:color="8A8884"/>
+              <w:bottom w:val="single" w:sz="8" w:space="0" w:color="2C3134"/>
               <w:right w:val="none" w:sz="0" w:space="0" w:color="FFFFFF"/>
             </w:tcBorders>
             <w:tcMar>
@@ -444,7 +442,7 @@
             <w:tcBorders>
               <w:top w:val="none" w:sz="0" w:space="0" w:color="FFFFFF"/>
               <w:left w:val="none" w:sz="0" w:space="0" w:color="FFFFFF"/>
-              <w:bottom w:val="single" w:sz="8" w:space="0" w:color="8A8884"/>
+              <w:bottom w:val="single" w:sz="8" w:space="0" w:color="2C3134"/>
               <w:right w:val="none" w:sz="0" w:space="0" w:color="FFFFFF"/>
             </w:tcBorders>
             <w:tcMar>
@@ -460,7 +458,7 @@
     </w:tbl>
     <w:p>
       <w:pPr>
-        <w:spacing w:line="100" w:lineRule="exact"/>
+        <w:spacing w:line="180" w:lineRule="exact"/>
       </w:pPr>
     </w:p>
     <w:tbl>
@@ -517,7 +515,6 @@
                 <w:b/>
                 <w:bCs/>
                 <w:caps/>
-                <w:color w:val="C20009"/>
                 <w:spacing w:val="26"/>
                 <w:sz w:val="14"/>
                 <w:szCs w:val="14"/>
@@ -527,7 +524,7 @@
             <w:r>
               <w:rPr>
                 <w:caps/>
-                <w:color w:val="6E6E68"/>
+                <w:color w:val="6E7276"/>
                 <w:spacing w:val="20"/>
                 <w:sz w:val="14"/>
                 <w:szCs w:val="14"/>
@@ -538,7 +535,7 @@
             <w:r>
               <w:rPr>
                 <w:caps/>
-                <w:color w:val="6E6E68"/>
+                <w:color w:val="6E7276"/>
                 <w:spacing w:val="20"/>
                 <w:sz w:val="14"/>
                 <w:szCs w:val="14"/>
@@ -588,7 +585,6 @@
                 <w:b/>
                 <w:bCs/>
                 <w:caps/>
-                <w:color w:val="C20009"/>
                 <w:spacing w:val="26"/>
                 <w:sz w:val="14"/>
                 <w:szCs w:val="14"/>
@@ -598,7 +594,7 @@
             <w:r>
               <w:rPr>
                 <w:caps/>
-                <w:color w:val="6E6E68"/>
+                <w:color w:val="6E7276"/>
                 <w:spacing w:val="20"/>
                 <w:sz w:val="14"/>
                 <w:szCs w:val="14"/>
@@ -609,7 +605,7 @@
             <w:r>
               <w:rPr>
                 <w:caps/>
-                <w:color w:val="6E6E68"/>
+                <w:color w:val="6E7276"/>
                 <w:spacing w:val="20"/>
                 <w:sz w:val="14"/>
                 <w:szCs w:val="14"/>
@@ -659,7 +655,6 @@
                 <w:b/>
                 <w:bCs/>
                 <w:caps/>
-                <w:color w:val="C20009"/>
                 <w:spacing w:val="26"/>
                 <w:sz w:val="14"/>
                 <w:szCs w:val="14"/>
@@ -669,7 +664,7 @@
             <w:r>
               <w:rPr>
                 <w:caps/>
-                <w:color w:val="6E6E68"/>
+                <w:color w:val="6E7276"/>
                 <w:spacing w:val="20"/>
                 <w:sz w:val="14"/>
                 <w:szCs w:val="14"/>
@@ -680,7 +675,7 @@
             <w:r>
               <w:rPr>
                 <w:caps/>
-                <w:color w:val="6E6E68"/>
+                <w:color w:val="6E7276"/>
                 <w:spacing w:val="20"/>
                 <w:sz w:val="14"/>
                 <w:szCs w:val="14"/>
@@ -698,7 +693,7 @@
           </w:tblCellMar>
         </w:tblPrEx>
         <w:trPr>
-          <w:trHeight w:val="300"/>
+          <w:trHeight w:val="400"/>
         </w:trPr>
         <w:tc>
           <w:tcPr>
@@ -706,7 +701,7 @@
             <w:tcBorders>
               <w:top w:val="none" w:sz="0" w:space="0" w:color="FFFFFF"/>
               <w:left w:val="none" w:sz="0" w:space="0" w:color="FFFFFF"/>
-              <w:bottom w:val="single" w:sz="8" w:space="0" w:color="8A8884"/>
+              <w:bottom w:val="single" w:sz="8" w:space="0" w:color="2C3134"/>
               <w:right w:val="none" w:sz="0" w:space="0" w:color="FFFFFF"/>
             </w:tcBorders>
             <w:tcMar>
@@ -742,7 +737,7 @@
             <w:tcBorders>
               <w:top w:val="none" w:sz="0" w:space="0" w:color="FFFFFF"/>
               <w:left w:val="none" w:sz="0" w:space="0" w:color="FFFFFF"/>
-              <w:bottom w:val="single" w:sz="8" w:space="0" w:color="8A8884"/>
+              <w:bottom w:val="single" w:sz="8" w:space="0" w:color="2C3134"/>
               <w:right w:val="none" w:sz="0" w:space="0" w:color="FFFFFF"/>
             </w:tcBorders>
             <w:tcMar>
@@ -778,7 +773,7 @@
             <w:tcBorders>
               <w:top w:val="none" w:sz="0" w:space="0" w:color="FFFFFF"/>
               <w:left w:val="none" w:sz="0" w:space="0" w:color="FFFFFF"/>
-              <w:bottom w:val="single" w:sz="8" w:space="0" w:color="8A8884"/>
+              <w:bottom w:val="single" w:sz="8" w:space="0" w:color="2C3134"/>
               <w:right w:val="none" w:sz="0" w:space="0" w:color="FFFFFF"/>
             </w:tcBorders>
             <w:tcMar>
@@ -794,7 +789,7 @@
     </w:tbl>
     <w:p>
       <w:pPr>
-        <w:spacing w:line="80" w:lineRule="exact"/>
+        <w:spacing w:line="240" w:lineRule="exact"/>
       </w:pPr>
     </w:p>
     <w:tbl>
@@ -815,8 +810,12 @@
         <w:tblLook w:val="0000" w:firstRow="0" w:lastRow="0" w:firstColumn="0" w:lastColumn="0" w:noHBand="0" w:noVBand="0"/>
       </w:tblPr>
       <w:tblGrid>
-        <w:gridCol w:w="2100"/>
-        <w:gridCol w:w="8566"/>
+        <w:gridCol w:w="1750"/>
+        <w:gridCol w:w="5066"/>
+        <w:gridCol w:w="900"/>
+        <w:gridCol w:w="900"/>
+        <w:gridCol w:w="950"/>
+        <w:gridCol w:w="1100"/>
       </w:tblGrid>
       <w:tr>
         <w:tblPrEx>
@@ -826,67 +825,287 @@
           </w:tblCellMar>
         </w:tblPrEx>
         <w:trPr>
-          <w:trHeight w:val="400"/>
+          <w:trHeight w:val="300"/>
         </w:trPr>
         <w:tc>
           <w:tcPr>
-            <w:tcW w:w="2100" w:type="dxa"/>
-            <w:tcBorders>
-              <w:top w:val="none" w:sz="0" w:space="0" w:color="FFFFFF"/>
-              <w:left w:val="none" w:sz="0" w:space="0" w:color="FFFFFF"/>
-              <w:bottom w:val="none" w:sz="0" w:space="0" w:color="FFFFFF"/>
-              <w:right w:val="none" w:sz="0" w:space="0" w:color="FFFFFF"/>
-            </w:tcBorders>
-            <w:shd w:val="clear" w:color="auto" w:fill="F1F0ED"/>
-            <w:tcMar>
-              <w:top w:w="90" w:type="dxa"/>
-              <w:left w:w="150" w:type="dxa"/>
-              <w:bottom w:w="90" w:type="dxa"/>
-              <w:right w:w="100" w:type="dxa"/>
-            </w:tcMar>
-            <w:vAlign w:val="center"/>
-          </w:tcPr>
-          <w:p>
-            <w:r>
-              <w:rPr>
-                <w:b/>
-                <w:bCs/>
-                <w:caps/>
-                <w:color w:val="C20009"/>
-                <w:spacing w:val="18"/>
-                <w:sz w:val="17"/>
-                <w:szCs w:val="17"/>
-              </w:rPr>
-              <w:t>Team 1</w:t>
-            </w:r>
-            <w:r>
-              <w:rPr>
-                <w:color w:val="6E6E68"/>
-                <w:sz w:val="13"/>
-                <w:szCs w:val="13"/>
-              </w:rPr>
-              <w:t xml:space="preserve"> / Team 1</w:t>
-            </w:r>
-          </w:p>
-        </w:tc>
-        <w:tc>
-          <w:tcPr>
-            <w:tcW w:w="8566" w:type="dxa"/>
-            <w:tcBorders>
-              <w:top w:val="none" w:sz="0" w:space="0" w:color="FFFFFF"/>
-              <w:left w:val="none" w:sz="0" w:space="0" w:color="FFFFFF"/>
-              <w:bottom w:val="single" w:sz="8" w:space="0" w:color="8A8884"/>
-              <w:right w:val="none" w:sz="0" w:space="0" w:color="FFFFFF"/>
-            </w:tcBorders>
-            <w:tcMar>
-              <w:top w:w="90" w:type="dxa"/>
-              <w:left w:w="150" w:type="dxa"/>
-              <w:bottom w:w="40" w:type="dxa"/>
-              <w:right w:w="100" w:type="dxa"/>
-            </w:tcMar>
-            <w:vAlign w:val="center"/>
-          </w:tcPr>
-          <w:p/>
+            <w:tcW w:w="1750" w:type="dxa"/>
+            <w:tcBorders>
+              <w:top w:val="single" w:sz="4" w:space="0" w:color="2C3134"/>
+              <w:left w:val="single" w:sz="4" w:space="0" w:color="2C3134"/>
+              <w:bottom w:val="single" w:sz="4" w:space="0" w:color="2C3134"/>
+              <w:right w:val="single" w:sz="4" w:space="0" w:color="2C3134"/>
+            </w:tcBorders>
+            <w:shd w:val="clear" w:color="auto" w:fill="E3EDEC"/>
+            <w:tcMar>
+              <w:top w:w="70" w:type="dxa"/>
+              <w:left w:w="110" w:type="dxa"/>
+              <w:bottom w:w="70" w:type="dxa"/>
+              <w:right w:w="110" w:type="dxa"/>
+            </w:tcMar>
+            <w:vAlign w:val="center"/>
+          </w:tcPr>
+          <w:p>
+            <w:pPr>
+              <w:spacing w:line="200" w:lineRule="auto"/>
+            </w:pPr>
+          </w:p>
+        </w:tc>
+        <w:tc>
+          <w:tcPr>
+            <w:tcW w:w="5066" w:type="dxa"/>
+            <w:tcBorders>
+              <w:top w:val="single" w:sz="4" w:space="0" w:color="2C3134"/>
+              <w:left w:val="single" w:sz="4" w:space="0" w:color="2C3134"/>
+              <w:bottom w:val="single" w:sz="4" w:space="0" w:color="2C3134"/>
+              <w:right w:val="single" w:sz="4" w:space="0" w:color="2C3134"/>
+            </w:tcBorders>
+            <w:shd w:val="clear" w:color="auto" w:fill="E3EDEC"/>
+            <w:tcMar>
+              <w:top w:w="70" w:type="dxa"/>
+              <w:left w:w="110" w:type="dxa"/>
+              <w:bottom w:w="70" w:type="dxa"/>
+              <w:right w:w="110" w:type="dxa"/>
+            </w:tcMar>
+            <w:vAlign w:val="center"/>
+          </w:tcPr>
+          <w:p>
+            <w:pPr>
+              <w:spacing w:line="200" w:lineRule="auto"/>
+            </w:pPr>
+            <w:proofErr w:type="gramStart"/>
+            <w:r>
+              <w:rPr>
+                <w:b/>
+                <w:bCs/>
+                <w:caps/>
+                <w:spacing w:val="24"/>
+                <w:sz w:val="15"/>
+                <w:szCs w:val="15"/>
+              </w:rPr>
+              <w:t>Spieler  /</w:t>
+            </w:r>
+            <w:proofErr w:type="gramEnd"/>
+            <w:r>
+              <w:rPr>
+                <w:b/>
+                <w:bCs/>
+                <w:caps/>
+                <w:spacing w:val="24"/>
+                <w:sz w:val="15"/>
+                <w:szCs w:val="15"/>
+              </w:rPr>
+              <w:t xml:space="preserve">  Players</w:t>
+            </w:r>
+          </w:p>
+        </w:tc>
+        <w:tc>
+          <w:tcPr>
+            <w:tcW w:w="900" w:type="dxa"/>
+            <w:tcBorders>
+              <w:top w:val="single" w:sz="4" w:space="0" w:color="2C3134"/>
+              <w:left w:val="single" w:sz="4" w:space="0" w:color="2C3134"/>
+              <w:bottom w:val="single" w:sz="4" w:space="0" w:color="2C3134"/>
+              <w:right w:val="single" w:sz="4" w:space="0" w:color="2C3134"/>
+            </w:tcBorders>
+            <w:shd w:val="clear" w:color="auto" w:fill="E3EDEC"/>
+            <w:tcMar>
+              <w:top w:w="70" w:type="dxa"/>
+              <w:left w:w="110" w:type="dxa"/>
+              <w:bottom w:w="70" w:type="dxa"/>
+              <w:right w:w="110" w:type="dxa"/>
+            </w:tcMar>
+            <w:vAlign w:val="center"/>
+          </w:tcPr>
+          <w:p>
+            <w:pPr>
+              <w:spacing w:line="200" w:lineRule="auto"/>
+              <w:jc w:val="center"/>
+            </w:pPr>
+            <w:r>
+              <w:rPr>
+                <w:b/>
+                <w:bCs/>
+                <w:caps/>
+                <w:spacing w:val="24"/>
+                <w:sz w:val="15"/>
+                <w:szCs w:val="15"/>
+              </w:rPr>
+              <w:t>Satz 1</w:t>
+            </w:r>
+          </w:p>
+          <w:p>
+            <w:pPr>
+              <w:spacing w:before="10" w:line="200" w:lineRule="auto"/>
+              <w:jc w:val="center"/>
+            </w:pPr>
+            <w:r>
+              <w:rPr>
+                <w:caps/>
+                <w:color w:val="6E7276"/>
+                <w:spacing w:val="16"/>
+                <w:sz w:val="12"/>
+                <w:szCs w:val="12"/>
+              </w:rPr>
+              <w:t>Game 1</w:t>
+            </w:r>
+          </w:p>
+        </w:tc>
+        <w:tc>
+          <w:tcPr>
+            <w:tcW w:w="900" w:type="dxa"/>
+            <w:tcBorders>
+              <w:top w:val="single" w:sz="4" w:space="0" w:color="2C3134"/>
+              <w:left w:val="single" w:sz="4" w:space="0" w:color="2C3134"/>
+              <w:bottom w:val="single" w:sz="4" w:space="0" w:color="2C3134"/>
+              <w:right w:val="single" w:sz="4" w:space="0" w:color="2C3134"/>
+            </w:tcBorders>
+            <w:shd w:val="clear" w:color="auto" w:fill="E3EDEC"/>
+            <w:tcMar>
+              <w:top w:w="70" w:type="dxa"/>
+              <w:left w:w="110" w:type="dxa"/>
+              <w:bottom w:w="70" w:type="dxa"/>
+              <w:right w:w="110" w:type="dxa"/>
+            </w:tcMar>
+            <w:vAlign w:val="center"/>
+          </w:tcPr>
+          <w:p>
+            <w:pPr>
+              <w:spacing w:line="200" w:lineRule="auto"/>
+              <w:jc w:val="center"/>
+            </w:pPr>
+            <w:r>
+              <w:rPr>
+                <w:b/>
+                <w:bCs/>
+                <w:caps/>
+                <w:spacing w:val="24"/>
+                <w:sz w:val="15"/>
+                <w:szCs w:val="15"/>
+              </w:rPr>
+              <w:t>Satz 2</w:t>
+            </w:r>
+          </w:p>
+          <w:p>
+            <w:pPr>
+              <w:spacing w:before="10" w:line="200" w:lineRule="auto"/>
+              <w:jc w:val="center"/>
+            </w:pPr>
+            <w:r>
+              <w:rPr>
+                <w:caps/>
+                <w:color w:val="6E7276"/>
+                <w:spacing w:val="16"/>
+                <w:sz w:val="12"/>
+                <w:szCs w:val="12"/>
+              </w:rPr>
+              <w:t>Game 2</w:t>
+            </w:r>
+          </w:p>
+        </w:tc>
+        <w:tc>
+          <w:tcPr>
+            <w:tcW w:w="950" w:type="dxa"/>
+            <w:tcBorders>
+              <w:top w:val="single" w:sz="4" w:space="0" w:color="2C3134"/>
+              <w:left w:val="single" w:sz="4" w:space="0" w:color="2C3134"/>
+              <w:bottom w:val="single" w:sz="4" w:space="0" w:color="2C3134"/>
+              <w:right w:val="single" w:sz="4" w:space="0" w:color="2C3134"/>
+            </w:tcBorders>
+            <w:shd w:val="clear" w:color="auto" w:fill="E3EDEC"/>
+            <w:tcMar>
+              <w:top w:w="70" w:type="dxa"/>
+              <w:left w:w="110" w:type="dxa"/>
+              <w:bottom w:w="70" w:type="dxa"/>
+              <w:right w:w="110" w:type="dxa"/>
+            </w:tcMar>
+            <w:vAlign w:val="center"/>
+          </w:tcPr>
+          <w:p>
+            <w:pPr>
+              <w:spacing w:line="200" w:lineRule="auto"/>
+              <w:jc w:val="center"/>
+            </w:pPr>
+            <w:r>
+              <w:rPr>
+                <w:b/>
+                <w:bCs/>
+                <w:caps/>
+                <w:spacing w:val="24"/>
+                <w:sz w:val="15"/>
+                <w:szCs w:val="15"/>
+              </w:rPr>
+              <w:t>Satz 3</w:t>
+            </w:r>
+          </w:p>
+          <w:p>
+            <w:pPr>
+              <w:spacing w:before="10" w:line="200" w:lineRule="auto"/>
+              <w:jc w:val="center"/>
+            </w:pPr>
+            <w:r>
+              <w:rPr>
+                <w:caps/>
+                <w:color w:val="6E7276"/>
+                <w:spacing w:val="16"/>
+                <w:sz w:val="12"/>
+                <w:szCs w:val="12"/>
+              </w:rPr>
+              <w:t>Game 3</w:t>
+            </w:r>
+          </w:p>
+        </w:tc>
+        <w:tc>
+          <w:tcPr>
+            <w:tcW w:w="1100" w:type="dxa"/>
+            <w:tcBorders>
+              <w:top w:val="single" w:sz="4" w:space="0" w:color="2C3134"/>
+              <w:left w:val="single" w:sz="4" w:space="0" w:color="2C3134"/>
+              <w:bottom w:val="single" w:sz="4" w:space="0" w:color="2C3134"/>
+              <w:right w:val="single" w:sz="4" w:space="0" w:color="2C3134"/>
+            </w:tcBorders>
+            <w:shd w:val="clear" w:color="auto" w:fill="E3EDEC"/>
+            <w:tcMar>
+              <w:top w:w="70" w:type="dxa"/>
+              <w:left w:w="110" w:type="dxa"/>
+              <w:bottom w:w="70" w:type="dxa"/>
+              <w:right w:w="110" w:type="dxa"/>
+            </w:tcMar>
+            <w:vAlign w:val="center"/>
+          </w:tcPr>
+          <w:p>
+            <w:pPr>
+              <w:spacing w:line="200" w:lineRule="auto"/>
+              <w:jc w:val="center"/>
+            </w:pPr>
+            <w:r>
+              <w:rPr>
+                <w:b/>
+                <w:bCs/>
+                <w:caps/>
+                <w:spacing w:val="24"/>
+                <w:sz w:val="15"/>
+                <w:szCs w:val="15"/>
+              </w:rPr>
+              <w:t>Sieger</w:t>
+            </w:r>
+          </w:p>
+          <w:p>
+            <w:pPr>
+              <w:spacing w:before="10" w:line="200" w:lineRule="auto"/>
+              <w:jc w:val="center"/>
+            </w:pPr>
+            <w:r>
+              <w:rPr>
+                <w:caps/>
+                <w:color w:val="6E7276"/>
+                <w:spacing w:val="16"/>
+                <w:sz w:val="12"/>
+                <w:szCs w:val="12"/>
+              </w:rPr>
+              <w:t>Winner</w:t>
+            </w:r>
+          </w:p>
         </w:tc>
       </w:tr>
       <w:tr>
@@ -897,22 +1116,22 @@
           </w:tblCellMar>
         </w:tblPrEx>
         <w:trPr>
-          <w:trHeight w:val="400"/>
+          <w:trHeight w:val="1050"/>
         </w:trPr>
         <w:tc>
           <w:tcPr>
-            <w:tcW w:w="2100" w:type="dxa"/>
-            <w:tcBorders>
-              <w:top w:val="none" w:sz="0" w:space="0" w:color="FFFFFF"/>
-              <w:left w:val="none" w:sz="0" w:space="0" w:color="FFFFFF"/>
-              <w:bottom w:val="none" w:sz="0" w:space="0" w:color="FFFFFF"/>
-              <w:right w:val="none" w:sz="0" w:space="0" w:color="FFFFFF"/>
-            </w:tcBorders>
-            <w:shd w:val="clear" w:color="auto" w:fill="F1F0ED"/>
-            <w:tcMar>
-              <w:top w:w="90" w:type="dxa"/>
+            <w:tcW w:w="1750" w:type="dxa"/>
+            <w:tcBorders>
+              <w:top w:val="single" w:sz="4" w:space="0" w:color="2C3134"/>
+              <w:left w:val="single" w:sz="4" w:space="0" w:color="2C3134"/>
+              <w:bottom w:val="single" w:sz="4" w:space="0" w:color="2C3134"/>
+              <w:right w:val="single" w:sz="4" w:space="0" w:color="2C3134"/>
+            </w:tcBorders>
+            <w:shd w:val="clear" w:color="auto" w:fill="F3F1EC"/>
+            <w:tcMar>
+              <w:top w:w="80" w:type="dxa"/>
               <w:left w:w="150" w:type="dxa"/>
-              <w:bottom w:w="90" w:type="dxa"/>
+              <w:bottom w:w="80" w:type="dxa"/>
               <w:right w:w="100" w:type="dxa"/>
             </w:tcMar>
             <w:vAlign w:val="center"/>
@@ -923,92 +1142,287 @@
                 <w:b/>
                 <w:bCs/>
                 <w:caps/>
-                <w:color w:val="C20009"/>
                 <w:spacing w:val="18"/>
-                <w:sz w:val="17"/>
-                <w:szCs w:val="17"/>
+                <w:sz w:val="19"/>
+                <w:szCs w:val="19"/>
+              </w:rPr>
+              <w:t>Team 1</w:t>
+            </w:r>
+          </w:p>
+        </w:tc>
+        <w:tc>
+          <w:tcPr>
+            <w:tcW w:w="5066" w:type="dxa"/>
+            <w:tcBorders>
+              <w:top w:val="single" w:sz="4" w:space="0" w:color="2C3134"/>
+              <w:left w:val="single" w:sz="4" w:space="0" w:color="2C3134"/>
+              <w:bottom w:val="single" w:sz="4" w:space="0" w:color="2C3134"/>
+              <w:right w:val="single" w:sz="4" w:space="0" w:color="2C3134"/>
+            </w:tcBorders>
+            <w:tcMar>
+              <w:top w:w="80" w:type="dxa"/>
+              <w:left w:w="150" w:type="dxa"/>
+              <w:bottom w:w="80" w:type="dxa"/>
+              <w:right w:w="120" w:type="dxa"/>
+            </w:tcMar>
+            <w:vAlign w:val="center"/>
+          </w:tcPr>
+          <w:p/>
+        </w:tc>
+        <w:tc>
+          <w:tcPr>
+            <w:tcW w:w="900" w:type="dxa"/>
+            <w:tcBorders>
+              <w:top w:val="single" w:sz="4" w:space="0" w:color="2C3134"/>
+              <w:left w:val="single" w:sz="4" w:space="0" w:color="2C3134"/>
+              <w:bottom w:val="single" w:sz="4" w:space="0" w:color="2C3134"/>
+              <w:right w:val="single" w:sz="4" w:space="0" w:color="2C3134"/>
+            </w:tcBorders>
+            <w:tcMar>
+              <w:top w:w="60" w:type="dxa"/>
+              <w:left w:w="60" w:type="dxa"/>
+              <w:bottom w:w="60" w:type="dxa"/>
+              <w:right w:w="60" w:type="dxa"/>
+            </w:tcMar>
+            <w:vAlign w:val="center"/>
+          </w:tcPr>
+          <w:p>
+            <w:pPr>
+              <w:jc w:val="center"/>
+            </w:pPr>
+          </w:p>
+        </w:tc>
+        <w:tc>
+          <w:tcPr>
+            <w:tcW w:w="900" w:type="dxa"/>
+            <w:tcBorders>
+              <w:top w:val="single" w:sz="4" w:space="0" w:color="2C3134"/>
+              <w:left w:val="single" w:sz="4" w:space="0" w:color="2C3134"/>
+              <w:bottom w:val="single" w:sz="4" w:space="0" w:color="2C3134"/>
+              <w:right w:val="single" w:sz="4" w:space="0" w:color="2C3134"/>
+            </w:tcBorders>
+            <w:tcMar>
+              <w:top w:w="60" w:type="dxa"/>
+              <w:left w:w="60" w:type="dxa"/>
+              <w:bottom w:w="60" w:type="dxa"/>
+              <w:right w:w="60" w:type="dxa"/>
+            </w:tcMar>
+            <w:vAlign w:val="center"/>
+          </w:tcPr>
+          <w:p>
+            <w:pPr>
+              <w:jc w:val="center"/>
+            </w:pPr>
+          </w:p>
+        </w:tc>
+        <w:tc>
+          <w:tcPr>
+            <w:tcW w:w="950" w:type="dxa"/>
+            <w:tcBorders>
+              <w:top w:val="single" w:sz="4" w:space="0" w:color="2C3134"/>
+              <w:left w:val="single" w:sz="4" w:space="0" w:color="2C3134"/>
+              <w:bottom w:val="single" w:sz="4" w:space="0" w:color="2C3134"/>
+              <w:right w:val="single" w:sz="4" w:space="0" w:color="2C3134"/>
+            </w:tcBorders>
+            <w:tcMar>
+              <w:top w:w="60" w:type="dxa"/>
+              <w:left w:w="60" w:type="dxa"/>
+              <w:bottom w:w="60" w:type="dxa"/>
+              <w:right w:w="60" w:type="dxa"/>
+            </w:tcMar>
+            <w:vAlign w:val="center"/>
+          </w:tcPr>
+          <w:p>
+            <w:pPr>
+              <w:jc w:val="center"/>
+            </w:pPr>
+          </w:p>
+        </w:tc>
+        <w:tc>
+          <w:tcPr>
+            <w:tcW w:w="1100" w:type="dxa"/>
+            <w:tcBorders>
+              <w:top w:val="single" w:sz="4" w:space="0" w:color="2C3134"/>
+              <w:left w:val="single" w:sz="4" w:space="0" w:color="2C3134"/>
+              <w:bottom w:val="single" w:sz="4" w:space="0" w:color="2C3134"/>
+              <w:right w:val="single" w:sz="4" w:space="0" w:color="2C3134"/>
+            </w:tcBorders>
+            <w:shd w:val="clear" w:color="auto" w:fill="E3EDEC"/>
+            <w:tcMar>
+              <w:top w:w="60" w:type="dxa"/>
+              <w:left w:w="60" w:type="dxa"/>
+              <w:bottom w:w="60" w:type="dxa"/>
+              <w:right w:w="60" w:type="dxa"/>
+            </w:tcMar>
+            <w:vAlign w:val="center"/>
+          </w:tcPr>
+          <w:p>
+            <w:pPr>
+              <w:jc w:val="center"/>
+            </w:pPr>
+          </w:p>
+        </w:tc>
+      </w:tr>
+      <w:tr>
+        <w:tblPrEx>
+          <w:tblCellMar>
+            <w:top w:w="0" w:type="dxa"/>
+            <w:bottom w:w="0" w:type="dxa"/>
+          </w:tblCellMar>
+        </w:tblPrEx>
+        <w:trPr>
+          <w:trHeight w:val="1050"/>
+        </w:trPr>
+        <w:tc>
+          <w:tcPr>
+            <w:tcW w:w="1750" w:type="dxa"/>
+            <w:tcBorders>
+              <w:top w:val="single" w:sz="4" w:space="0" w:color="2C3134"/>
+              <w:left w:val="single" w:sz="4" w:space="0" w:color="2C3134"/>
+              <w:bottom w:val="single" w:sz="4" w:space="0" w:color="2C3134"/>
+              <w:right w:val="single" w:sz="4" w:space="0" w:color="2C3134"/>
+            </w:tcBorders>
+            <w:shd w:val="clear" w:color="auto" w:fill="F3F1EC"/>
+            <w:tcMar>
+              <w:top w:w="80" w:type="dxa"/>
+              <w:left w:w="150" w:type="dxa"/>
+              <w:bottom w:w="80" w:type="dxa"/>
+              <w:right w:w="100" w:type="dxa"/>
+            </w:tcMar>
+            <w:vAlign w:val="center"/>
+          </w:tcPr>
+          <w:p>
+            <w:r>
+              <w:rPr>
+                <w:b/>
+                <w:bCs/>
+                <w:caps/>
+                <w:spacing w:val="18"/>
+                <w:sz w:val="19"/>
+                <w:szCs w:val="19"/>
               </w:rPr>
               <w:t>Team 2</w:t>
             </w:r>
-            <w:r>
-              <w:rPr>
-                <w:color w:val="6E6E68"/>
-                <w:sz w:val="13"/>
-                <w:szCs w:val="13"/>
-              </w:rPr>
-              <w:t xml:space="preserve"> / Team 2</w:t>
-            </w:r>
-          </w:p>
-        </w:tc>
-        <w:tc>
-          <w:tcPr>
-            <w:tcW w:w="8566" w:type="dxa"/>
-            <w:tcBorders>
-              <w:top w:val="none" w:sz="0" w:space="0" w:color="FFFFFF"/>
-              <w:left w:val="none" w:sz="0" w:space="0" w:color="FFFFFF"/>
-              <w:bottom w:val="single" w:sz="8" w:space="0" w:color="8A8884"/>
-              <w:right w:val="none" w:sz="0" w:space="0" w:color="FFFFFF"/>
-            </w:tcBorders>
-            <w:tcMar>
-              <w:top w:w="90" w:type="dxa"/>
+          </w:p>
+        </w:tc>
+        <w:tc>
+          <w:tcPr>
+            <w:tcW w:w="5066" w:type="dxa"/>
+            <w:tcBorders>
+              <w:top w:val="single" w:sz="4" w:space="0" w:color="2C3134"/>
+              <w:left w:val="single" w:sz="4" w:space="0" w:color="2C3134"/>
+              <w:bottom w:val="single" w:sz="4" w:space="0" w:color="2C3134"/>
+              <w:right w:val="single" w:sz="4" w:space="0" w:color="2C3134"/>
+            </w:tcBorders>
+            <w:tcMar>
+              <w:top w:w="80" w:type="dxa"/>
               <w:left w:w="150" w:type="dxa"/>
-              <w:bottom w:w="40" w:type="dxa"/>
-              <w:right w:w="100" w:type="dxa"/>
+              <w:bottom w:w="80" w:type="dxa"/>
+              <w:right w:w="120" w:type="dxa"/>
             </w:tcMar>
             <w:vAlign w:val="center"/>
           </w:tcPr>
           <w:p/>
+        </w:tc>
+        <w:tc>
+          <w:tcPr>
+            <w:tcW w:w="900" w:type="dxa"/>
+            <w:tcBorders>
+              <w:top w:val="single" w:sz="4" w:space="0" w:color="2C3134"/>
+              <w:left w:val="single" w:sz="4" w:space="0" w:color="2C3134"/>
+              <w:bottom w:val="single" w:sz="4" w:space="0" w:color="2C3134"/>
+              <w:right w:val="single" w:sz="4" w:space="0" w:color="2C3134"/>
+            </w:tcBorders>
+            <w:tcMar>
+              <w:top w:w="60" w:type="dxa"/>
+              <w:left w:w="60" w:type="dxa"/>
+              <w:bottom w:w="60" w:type="dxa"/>
+              <w:right w:w="60" w:type="dxa"/>
+            </w:tcMar>
+            <w:vAlign w:val="center"/>
+          </w:tcPr>
+          <w:p>
+            <w:pPr>
+              <w:jc w:val="center"/>
+            </w:pPr>
+          </w:p>
+        </w:tc>
+        <w:tc>
+          <w:tcPr>
+            <w:tcW w:w="900" w:type="dxa"/>
+            <w:tcBorders>
+              <w:top w:val="single" w:sz="4" w:space="0" w:color="2C3134"/>
+              <w:left w:val="single" w:sz="4" w:space="0" w:color="2C3134"/>
+              <w:bottom w:val="single" w:sz="4" w:space="0" w:color="2C3134"/>
+              <w:right w:val="single" w:sz="4" w:space="0" w:color="2C3134"/>
+            </w:tcBorders>
+            <w:tcMar>
+              <w:top w:w="60" w:type="dxa"/>
+              <w:left w:w="60" w:type="dxa"/>
+              <w:bottom w:w="60" w:type="dxa"/>
+              <w:right w:w="60" w:type="dxa"/>
+            </w:tcMar>
+            <w:vAlign w:val="center"/>
+          </w:tcPr>
+          <w:p>
+            <w:pPr>
+              <w:jc w:val="center"/>
+            </w:pPr>
+          </w:p>
+        </w:tc>
+        <w:tc>
+          <w:tcPr>
+            <w:tcW w:w="950" w:type="dxa"/>
+            <w:tcBorders>
+              <w:top w:val="single" w:sz="4" w:space="0" w:color="2C3134"/>
+              <w:left w:val="single" w:sz="4" w:space="0" w:color="2C3134"/>
+              <w:bottom w:val="single" w:sz="4" w:space="0" w:color="2C3134"/>
+              <w:right w:val="single" w:sz="4" w:space="0" w:color="2C3134"/>
+            </w:tcBorders>
+            <w:tcMar>
+              <w:top w:w="60" w:type="dxa"/>
+              <w:left w:w="60" w:type="dxa"/>
+              <w:bottom w:w="60" w:type="dxa"/>
+              <w:right w:w="60" w:type="dxa"/>
+            </w:tcMar>
+            <w:vAlign w:val="center"/>
+          </w:tcPr>
+          <w:p>
+            <w:pPr>
+              <w:jc w:val="center"/>
+            </w:pPr>
+          </w:p>
+        </w:tc>
+        <w:tc>
+          <w:tcPr>
+            <w:tcW w:w="1100" w:type="dxa"/>
+            <w:tcBorders>
+              <w:top w:val="single" w:sz="4" w:space="0" w:color="2C3134"/>
+              <w:left w:val="single" w:sz="4" w:space="0" w:color="2C3134"/>
+              <w:bottom w:val="single" w:sz="4" w:space="0" w:color="2C3134"/>
+              <w:right w:val="single" w:sz="4" w:space="0" w:color="2C3134"/>
+            </w:tcBorders>
+            <w:shd w:val="clear" w:color="auto" w:fill="E3EDEC"/>
+            <w:tcMar>
+              <w:top w:w="60" w:type="dxa"/>
+              <w:left w:w="60" w:type="dxa"/>
+              <w:bottom w:w="60" w:type="dxa"/>
+              <w:right w:w="60" w:type="dxa"/>
+            </w:tcMar>
+            <w:vAlign w:val="center"/>
+          </w:tcPr>
+          <w:p>
+            <w:pPr>
+              <w:jc w:val="center"/>
+            </w:pPr>
+          </w:p>
         </w:tc>
       </w:tr>
     </w:tbl>
     <w:p>
       <w:pPr>
-        <w:spacing w:before="20" w:after="20"/>
-        <w:jc w:val="center"/>
+        <w:spacing w:line="240" w:lineRule="exact"/>
       </w:pPr>
-      <w:r>
-        <w:rPr>
-          <w:noProof/>
-        </w:rPr>
-        <w:drawing>
-          <wp:inline distT="0" distB="0" distL="0" distR="0" wp14:anchorId="14A67E80" wp14:editId="524FACD8">
-            <wp:extent cx="3143250" cy="180975"/>
-            <wp:effectExtent l="0" t="0" r="0" b="0"/>
-            <wp:docPr id="224412730" name="Picture 224412730"/>
-            <wp:cNvGraphicFramePr>
-              <a:graphicFrameLocks xmlns:a="http://schemas.openxmlformats.org/drawingml/2006/main" noChangeAspect="1"/>
-            </wp:cNvGraphicFramePr>
-            <a:graphic xmlns:a="http://schemas.openxmlformats.org/drawingml/2006/main">
-              <a:graphicData uri="http://schemas.openxmlformats.org/drawingml/2006/picture">
-                <pic:pic xmlns:pic="http://schemas.openxmlformats.org/drawingml/2006/picture">
-                  <pic:nvPicPr>
-                    <pic:cNvPr id="0" name=""/>
-                    <pic:cNvPicPr>
-                      <a:picLocks noChangeAspect="1" noChangeArrowheads="1"/>
-                    </pic:cNvPicPr>
-                  </pic:nvPicPr>
-                  <pic:blipFill>
-                    <a:blip r:embed="rId6"/>
-                    <a:srcRect/>
-                    <a:stretch>
-                      <a:fillRect/>
-                    </a:stretch>
-                  </pic:blipFill>
-                  <pic:spPr bwMode="auto">
-                    <a:xfrm>
-                      <a:off x="0" y="0"/>
-                      <a:ext cx="3143250" cy="180975"/>
-                    </a:xfrm>
-                    <a:prstGeom prst="rect">
-                      <a:avLst/>
-                    </a:prstGeom>
-                  </pic:spPr>
-                </pic:pic>
-              </a:graphicData>
-            </a:graphic>
-          </wp:inline>
-        </w:drawing>
-      </w:r>
     </w:p>
     <w:tbl>
       <w:tblPr>
@@ -1028,10 +1442,9 @@
         <w:tblLook w:val="0000" w:firstRow="0" w:lastRow="0" w:firstColumn="0" w:lastColumn="0" w:noHBand="0" w:noVBand="0"/>
       </w:tblPr>
       <w:tblGrid>
-        <w:gridCol w:w="2100"/>
-        <w:gridCol w:w="3300"/>
-        <w:gridCol w:w="3300"/>
-        <w:gridCol w:w="1966"/>
+        <w:gridCol w:w="560"/>
+        <w:gridCol w:w="8606"/>
+        <w:gridCol w:w="1500"/>
       </w:tblGrid>
       <w:tr>
         <w:tblPrEx>
@@ -1040,24 +1453,21 @@
             <w:bottom w:w="0" w:type="dxa"/>
           </w:tblCellMar>
         </w:tblPrEx>
-        <w:trPr>
-          <w:trHeight w:val="300"/>
-        </w:trPr>
-        <w:tc>
-          <w:tcPr>
-            <w:tcW w:w="0" w:type="dxa"/>
-            <w:tcBorders>
-              <w:top w:val="single" w:sz="8" w:space="0" w:color="C20009"/>
-              <w:left w:val="none" w:sz="0" w:space="0" w:color="FFFFFF"/>
-              <w:bottom w:val="single" w:sz="8" w:space="0" w:color="99000A"/>
+        <w:tc>
+          <w:tcPr>
+            <w:tcW w:w="560" w:type="dxa"/>
+            <w:tcBorders>
+              <w:top w:val="none" w:sz="0" w:space="0" w:color="FFFFFF"/>
+              <w:left w:val="single" w:sz="20" w:space="0" w:color="2C5F63"/>
+              <w:bottom w:val="none" w:sz="0" w:space="0" w:color="FFFFFF"/>
               <w:right w:val="none" w:sz="0" w:space="0" w:color="FFFFFF"/>
             </w:tcBorders>
-            <w:shd w:val="clear" w:color="auto" w:fill="C20009"/>
-            <w:tcMar>
-              <w:top w:w="80" w:type="dxa"/>
-              <w:left w:w="100" w:type="dxa"/>
-              <w:bottom w:w="80" w:type="dxa"/>
-              <w:right w:w="100" w:type="dxa"/>
+            <w:shd w:val="clear" w:color="auto" w:fill="EDF3F2"/>
+            <w:tcMar>
+              <w:top w:w="90" w:type="dxa"/>
+              <w:left w:w="120" w:type="dxa"/>
+              <w:bottom w:w="90" w:type="dxa"/>
+              <w:right w:w="0" w:type="dxa"/>
             </w:tcMar>
             <w:vAlign w:val="center"/>
           </w:tcPr>
@@ -1065,141 +1475,241 @@
             <w:pPr>
               <w:jc w:val="center"/>
             </w:pPr>
-            <w:proofErr w:type="gramStart"/>
-            <w:r>
-              <w:rPr>
-                <w:b/>
-                <w:bCs/>
-                <w:caps/>
-                <w:color w:val="FFFFFF"/>
-                <w:spacing w:val="20"/>
-                <w:sz w:val="17"/>
-                <w:szCs w:val="17"/>
-              </w:rPr>
-              <w:t>Satz</w:t>
-            </w:r>
-            <w:r>
-              <w:rPr>
-                <w:color w:val="F6C6C8"/>
-                <w:sz w:val="13"/>
-                <w:szCs w:val="13"/>
-              </w:rPr>
-              <w:t xml:space="preserve">  /</w:t>
-            </w:r>
-            <w:proofErr w:type="gramEnd"/>
-            <w:r>
-              <w:rPr>
-                <w:color w:val="F6C6C8"/>
-                <w:sz w:val="13"/>
-                <w:szCs w:val="13"/>
-              </w:rPr>
-              <w:t xml:space="preserve"> Game</w:t>
-            </w:r>
-          </w:p>
-        </w:tc>
-        <w:tc>
-          <w:tcPr>
-            <w:tcW w:w="0" w:type="dxa"/>
-            <w:tcBorders>
-              <w:top w:val="single" w:sz="8" w:space="0" w:color="C20009"/>
-              <w:left w:val="none" w:sz="0" w:space="0" w:color="FFFFFF"/>
-              <w:bottom w:val="single" w:sz="8" w:space="0" w:color="99000A"/>
-              <w:right w:val="none" w:sz="0" w:space="0" w:color="FFFFFF"/>
-            </w:tcBorders>
-            <w:shd w:val="clear" w:color="auto" w:fill="C20009"/>
-            <w:tcMar>
-              <w:top w:w="80" w:type="dxa"/>
-              <w:left w:w="100" w:type="dxa"/>
-              <w:bottom w:w="80" w:type="dxa"/>
-              <w:right w:w="100" w:type="dxa"/>
-            </w:tcMar>
-            <w:vAlign w:val="center"/>
-          </w:tcPr>
-          <w:p>
-            <w:pPr>
-              <w:jc w:val="center"/>
-            </w:pPr>
-            <w:r>
-              <w:rPr>
-                <w:b/>
-                <w:bCs/>
-                <w:caps/>
-                <w:color w:val="FFFFFF"/>
-                <w:spacing w:val="20"/>
-                <w:sz w:val="17"/>
-                <w:szCs w:val="17"/>
-              </w:rPr>
-              <w:t>Team 1</w:t>
-            </w:r>
-          </w:p>
-        </w:tc>
-        <w:tc>
-          <w:tcPr>
-            <w:tcW w:w="0" w:type="dxa"/>
-            <w:tcBorders>
-              <w:top w:val="single" w:sz="8" w:space="0" w:color="C20009"/>
-              <w:left w:val="none" w:sz="0" w:space="0" w:color="FFFFFF"/>
-              <w:bottom w:val="single" w:sz="8" w:space="0" w:color="99000A"/>
-              <w:right w:val="none" w:sz="0" w:space="0" w:color="FFFFFF"/>
-            </w:tcBorders>
-            <w:shd w:val="clear" w:color="auto" w:fill="C20009"/>
-            <w:tcMar>
-              <w:top w:w="80" w:type="dxa"/>
-              <w:left w:w="100" w:type="dxa"/>
-              <w:bottom w:w="80" w:type="dxa"/>
-              <w:right w:w="100" w:type="dxa"/>
-            </w:tcMar>
-            <w:vAlign w:val="center"/>
-          </w:tcPr>
-          <w:p>
-            <w:pPr>
-              <w:jc w:val="center"/>
-            </w:pPr>
-            <w:r>
-              <w:rPr>
-                <w:b/>
-                <w:bCs/>
-                <w:caps/>
-                <w:color w:val="FFFFFF"/>
-                <w:spacing w:val="20"/>
-                <w:sz w:val="17"/>
-                <w:szCs w:val="17"/>
-              </w:rPr>
-              <w:t>Team 2</w:t>
-            </w:r>
-          </w:p>
-        </w:tc>
-        <w:tc>
-          <w:tcPr>
-            <w:tcW w:w="1966" w:type="dxa"/>
-            <w:vMerge w:val="restart"/>
+            <w:r>
+              <w:rPr>
+                <w:noProof/>
+              </w:rPr>
+              <w:drawing>
+                <wp:inline distT="0" distB="0" distL="0" distR="0" wp14:anchorId="4198767C" wp14:editId="1106519C">
+                  <wp:extent cx="142875" cy="228600"/>
+                  <wp:effectExtent l="0" t="0" r="0" b="0"/>
+                  <wp:docPr id="2144194209" name="Picture 2144194209"/>
+                  <wp:cNvGraphicFramePr>
+                    <a:graphicFrameLocks xmlns:a="http://schemas.openxmlformats.org/drawingml/2006/main" noChangeAspect="1"/>
+                  </wp:cNvGraphicFramePr>
+                  <a:graphic xmlns:a="http://schemas.openxmlformats.org/drawingml/2006/main">
+                    <a:graphicData uri="http://schemas.openxmlformats.org/drawingml/2006/picture">
+                      <pic:pic xmlns:pic="http://schemas.openxmlformats.org/drawingml/2006/picture">
+                        <pic:nvPicPr>
+                          <pic:cNvPr id="0" name=""/>
+                          <pic:cNvPicPr>
+                            <a:picLocks noChangeAspect="1" noChangeArrowheads="1"/>
+                          </pic:cNvPicPr>
+                        </pic:nvPicPr>
+                        <pic:blipFill>
+                          <a:blip r:embed="rId6"/>
+                          <a:srcRect/>
+                          <a:stretch>
+                            <a:fillRect/>
+                          </a:stretch>
+                        </pic:blipFill>
+                        <pic:spPr bwMode="auto">
+                          <a:xfrm>
+                            <a:off x="0" y="0"/>
+                            <a:ext cx="142875" cy="228600"/>
+                          </a:xfrm>
+                          <a:prstGeom prst="rect">
+                            <a:avLst/>
+                          </a:prstGeom>
+                        </pic:spPr>
+                      </pic:pic>
+                    </a:graphicData>
+                  </a:graphic>
+                </wp:inline>
+              </w:drawing>
+            </w:r>
+          </w:p>
+        </w:tc>
+        <w:tc>
+          <w:tcPr>
+            <w:tcW w:w="8606" w:type="dxa"/>
             <w:tcBorders>
               <w:top w:val="none" w:sz="0" w:space="0" w:color="FFFFFF"/>
               <w:left w:val="none" w:sz="0" w:space="0" w:color="FFFFFF"/>
               <w:bottom w:val="none" w:sz="0" w:space="0" w:color="FFFFFF"/>
               <w:right w:val="none" w:sz="0" w:space="0" w:color="FFFFFF"/>
             </w:tcBorders>
-            <w:tcMar>
-              <w:top w:w="0" w:type="dxa"/>
-              <w:left w:w="200" w:type="dxa"/>
-              <w:bottom w:w="0" w:type="dxa"/>
-              <w:right w:w="60" w:type="dxa"/>
-            </w:tcMar>
-            <w:vAlign w:val="center"/>
-          </w:tcPr>
-          <w:p>
-            <w:pPr>
-              <w:jc w:val="center"/>
+            <w:shd w:val="clear" w:color="auto" w:fill="EDF3F2"/>
+            <w:tcMar>
+              <w:top w:w="90" w:type="dxa"/>
+              <w:left w:w="60" w:type="dxa"/>
+              <w:bottom w:w="90" w:type="dxa"/>
+              <w:right w:w="150" w:type="dxa"/>
+            </w:tcMar>
+            <w:vAlign w:val="center"/>
+          </w:tcPr>
+          <w:p>
+            <w:pPr>
+              <w:spacing w:line="220" w:lineRule="auto"/>
+            </w:pPr>
+            <w:proofErr w:type="spellStart"/>
+            <w:r>
+              <w:rPr>
+                <w:b/>
+                <w:bCs/>
+                <w:sz w:val="16"/>
+                <w:szCs w:val="16"/>
+              </w:rPr>
+              <w:t>Hinweis</w:t>
+            </w:r>
+            <w:proofErr w:type="spellEnd"/>
+            <w:r>
+              <w:rPr>
+                <w:b/>
+                <w:bCs/>
+                <w:sz w:val="16"/>
+                <w:szCs w:val="16"/>
+              </w:rPr>
+              <w:t xml:space="preserve">: Bei </w:t>
+            </w:r>
+            <w:proofErr w:type="spellStart"/>
+            <w:r>
+              <w:rPr>
+                <w:b/>
+                <w:bCs/>
+                <w:sz w:val="16"/>
+                <w:szCs w:val="16"/>
+              </w:rPr>
+              <w:t>diesem</w:t>
+            </w:r>
+            <w:proofErr w:type="spellEnd"/>
+            <w:r>
+              <w:rPr>
+                <w:b/>
+                <w:bCs/>
+                <w:sz w:val="16"/>
+                <w:szCs w:val="16"/>
+              </w:rPr>
+              <w:t xml:space="preserve"> </w:t>
+            </w:r>
+            <w:proofErr w:type="spellStart"/>
+            <w:r>
+              <w:rPr>
+                <w:b/>
+                <w:bCs/>
+                <w:sz w:val="16"/>
+                <w:szCs w:val="16"/>
+              </w:rPr>
+              <w:t>Bewerb</w:t>
+            </w:r>
+            <w:proofErr w:type="spellEnd"/>
+            <w:r>
+              <w:rPr>
+                <w:b/>
+                <w:bCs/>
+                <w:sz w:val="16"/>
+                <w:szCs w:val="16"/>
+              </w:rPr>
+              <w:t xml:space="preserve"> </w:t>
+            </w:r>
+            <w:proofErr w:type="spellStart"/>
+            <w:r>
+              <w:rPr>
+                <w:b/>
+                <w:bCs/>
+                <w:sz w:val="16"/>
+                <w:szCs w:val="16"/>
+              </w:rPr>
+              <w:t>wird</w:t>
+            </w:r>
+            <w:proofErr w:type="spellEnd"/>
+            <w:r>
+              <w:rPr>
+                <w:b/>
+                <w:bCs/>
+                <w:sz w:val="16"/>
+                <w:szCs w:val="16"/>
+              </w:rPr>
+              <w:t xml:space="preserve"> </w:t>
+            </w:r>
+            <w:proofErr w:type="spellStart"/>
+            <w:r>
+              <w:rPr>
+                <w:b/>
+                <w:bCs/>
+                <w:sz w:val="16"/>
+                <w:szCs w:val="16"/>
+              </w:rPr>
+              <w:t>nach</w:t>
+            </w:r>
+            <w:proofErr w:type="spellEnd"/>
+            <w:r>
+              <w:rPr>
+                <w:b/>
+                <w:bCs/>
+                <w:sz w:val="16"/>
+                <w:szCs w:val="16"/>
+              </w:rPr>
+              <w:t xml:space="preserve"> dem 15-Punkte-System </w:t>
+            </w:r>
+            <w:proofErr w:type="spellStart"/>
+            <w:r>
+              <w:rPr>
+                <w:b/>
+                <w:bCs/>
+                <w:sz w:val="16"/>
+                <w:szCs w:val="16"/>
+              </w:rPr>
+              <w:t>gespielt</w:t>
+            </w:r>
+            <w:proofErr w:type="spellEnd"/>
+            <w:r>
+              <w:rPr>
+                <w:b/>
+                <w:bCs/>
+                <w:sz w:val="16"/>
+                <w:szCs w:val="16"/>
+              </w:rPr>
+              <w:t>!</w:t>
+            </w:r>
+          </w:p>
+          <w:p>
+            <w:pPr>
+              <w:spacing w:before="20" w:line="200" w:lineRule="auto"/>
+            </w:pPr>
+            <w:r>
+              <w:rPr>
+                <w:i/>
+                <w:iCs/>
+                <w:color w:val="6E7276"/>
+                <w:sz w:val="13"/>
+                <w:szCs w:val="13"/>
+              </w:rPr>
+              <w:t>Note: this event is played to 15 points — best of three games.</w:t>
+            </w:r>
+          </w:p>
+        </w:tc>
+        <w:tc>
+          <w:tcPr>
+            <w:tcW w:w="1500" w:type="dxa"/>
+            <w:tcBorders>
+              <w:top w:val="none" w:sz="0" w:space="0" w:color="FFFFFF"/>
+              <w:left w:val="none" w:sz="0" w:space="0" w:color="FFFFFF"/>
+              <w:bottom w:val="none" w:sz="0" w:space="0" w:color="FFFFFF"/>
+              <w:right w:val="none" w:sz="0" w:space="0" w:color="FFFFFF"/>
+            </w:tcBorders>
+            <w:shd w:val="clear" w:color="auto" w:fill="EDF3F2"/>
+            <w:tcMar>
+              <w:top w:w="40" w:type="dxa"/>
+              <w:left w:w="0" w:type="dxa"/>
+              <w:bottom w:w="40" w:type="dxa"/>
+              <w:right w:w="120" w:type="dxa"/>
+            </w:tcMar>
+            <w:vAlign w:val="center"/>
+          </w:tcPr>
+          <w:p>
+            <w:pPr>
+              <w:jc w:val="right"/>
             </w:pPr>
             <w:r>
               <w:rPr>
                 <w:noProof/>
               </w:rPr>
               <w:drawing>
-                <wp:inline distT="0" distB="0" distL="0" distR="0" wp14:anchorId="55A6CB16" wp14:editId="7AC9E50D">
-                  <wp:extent cx="704850" cy="828675"/>
+                <wp:inline distT="0" distB="0" distL="0" distR="0" wp14:anchorId="3A7589FD" wp14:editId="4A3B9137">
+                  <wp:extent cx="495300" cy="581025"/>
                   <wp:effectExtent l="0" t="0" r="0" b="0"/>
-                  <wp:docPr id="1525844479" name="Picture 1525844479"/>
+                  <wp:docPr id="144617370" name="Picture 144617370"/>
                   <wp:cNvGraphicFramePr>
                     <a:graphicFrameLocks xmlns:a="http://schemas.openxmlformats.org/drawingml/2006/main" noChangeAspect="1"/>
                   </wp:cNvGraphicFramePr>
@@ -1222,7 +1732,7 @@
                         <pic:spPr bwMode="auto">
                           <a:xfrm>
                             <a:off x="0" y="0"/>
-                            <a:ext cx="704850" cy="828675"/>
+                            <a:ext cx="495300" cy="581025"/>
                           </a:xfrm>
                           <a:prstGeom prst="rect">
                             <a:avLst/>
@@ -1237,788 +1747,15 @@
           </w:p>
         </w:tc>
       </w:tr>
-      <w:tr>
-        <w:tblPrEx>
-          <w:tblCellMar>
-            <w:top w:w="0" w:type="dxa"/>
-            <w:bottom w:w="0" w:type="dxa"/>
-          </w:tblCellMar>
-        </w:tblPrEx>
-        <w:trPr>
-          <w:trHeight w:val="390"/>
-        </w:trPr>
-        <w:tc>
-          <w:tcPr>
-            <w:tcW w:w="2100" w:type="dxa"/>
-            <w:tcBorders>
-              <w:top w:val="single" w:sz="4" w:space="0" w:color="B9B7B3"/>
-              <w:left w:val="single" w:sz="4" w:space="0" w:color="B9B7B3"/>
-              <w:bottom w:val="single" w:sz="4" w:space="0" w:color="B9B7B3"/>
-              <w:right w:val="single" w:sz="4" w:space="0" w:color="B9B7B3"/>
-            </w:tcBorders>
-            <w:shd w:val="clear" w:color="auto" w:fill="F1F0ED"/>
-            <w:tcMar>
-              <w:top w:w="60" w:type="dxa"/>
-              <w:left w:w="140" w:type="dxa"/>
-              <w:bottom w:w="60" w:type="dxa"/>
-              <w:right w:w="100" w:type="dxa"/>
-            </w:tcMar>
-            <w:vAlign w:val="center"/>
-          </w:tcPr>
-          <w:p>
-            <w:r>
-              <w:rPr>
-                <w:b/>
-                <w:bCs/>
-                <w:sz w:val="17"/>
-                <w:szCs w:val="17"/>
-              </w:rPr>
-              <w:t xml:space="preserve">Satz </w:t>
-            </w:r>
-            <w:proofErr w:type="gramStart"/>
-            <w:r>
-              <w:rPr>
-                <w:b/>
-                <w:bCs/>
-                <w:sz w:val="17"/>
-                <w:szCs w:val="17"/>
-              </w:rPr>
-              <w:t>1</w:t>
-            </w:r>
-            <w:r>
-              <w:rPr>
-                <w:color w:val="6E6E68"/>
-                <w:sz w:val="12"/>
-                <w:szCs w:val="12"/>
-              </w:rPr>
-              <w:t xml:space="preserve">  /</w:t>
-            </w:r>
-            <w:proofErr w:type="gramEnd"/>
-            <w:r>
-              <w:rPr>
-                <w:color w:val="6E6E68"/>
-                <w:sz w:val="12"/>
-                <w:szCs w:val="12"/>
-              </w:rPr>
-              <w:t xml:space="preserve"> Game 1</w:t>
-            </w:r>
-          </w:p>
-        </w:tc>
-        <w:tc>
-          <w:tcPr>
-            <w:tcW w:w="3300" w:type="dxa"/>
-            <w:tcBorders>
-              <w:top w:val="single" w:sz="4" w:space="0" w:color="B9B7B3"/>
-              <w:left w:val="single" w:sz="4" w:space="0" w:color="B9B7B3"/>
-              <w:bottom w:val="single" w:sz="4" w:space="0" w:color="B9B7B3"/>
-              <w:right w:val="single" w:sz="4" w:space="0" w:color="B9B7B3"/>
-            </w:tcBorders>
-            <w:tcMar>
-              <w:top w:w="60" w:type="dxa"/>
-              <w:left w:w="100" w:type="dxa"/>
-              <w:bottom w:w="60" w:type="dxa"/>
-              <w:right w:w="100" w:type="dxa"/>
-            </w:tcMar>
-            <w:vAlign w:val="center"/>
-          </w:tcPr>
-          <w:p/>
-        </w:tc>
-        <w:tc>
-          <w:tcPr>
-            <w:tcW w:w="3300" w:type="dxa"/>
-            <w:tcBorders>
-              <w:top w:val="single" w:sz="4" w:space="0" w:color="B9B7B3"/>
-              <w:left w:val="single" w:sz="4" w:space="0" w:color="B9B7B3"/>
-              <w:bottom w:val="single" w:sz="4" w:space="0" w:color="B9B7B3"/>
-              <w:right w:val="single" w:sz="4" w:space="0" w:color="B9B7B3"/>
-            </w:tcBorders>
-            <w:tcMar>
-              <w:top w:w="60" w:type="dxa"/>
-              <w:left w:w="100" w:type="dxa"/>
-              <w:bottom w:w="60" w:type="dxa"/>
-              <w:right w:w="100" w:type="dxa"/>
-            </w:tcMar>
-            <w:vAlign w:val="center"/>
-          </w:tcPr>
-          <w:p/>
-        </w:tc>
-        <w:tc>
-          <w:tcPr>
-            <w:tcW w:w="1966" w:type="dxa"/>
-            <w:vMerge/>
-            <w:tcBorders>
-              <w:top w:val="none" w:sz="0" w:space="0" w:color="FFFFFF"/>
-              <w:left w:val="none" w:sz="0" w:space="0" w:color="FFFFFF"/>
-              <w:bottom w:val="none" w:sz="0" w:space="0" w:color="FFFFFF"/>
-              <w:right w:val="none" w:sz="0" w:space="0" w:color="FFFFFF"/>
-            </w:tcBorders>
-            <w:tcMar>
-              <w:top w:w="0" w:type="dxa"/>
-              <w:left w:w="200" w:type="dxa"/>
-              <w:bottom w:w="0" w:type="dxa"/>
-              <w:right w:w="60" w:type="dxa"/>
-            </w:tcMar>
-            <w:vAlign w:val="center"/>
-          </w:tcPr>
-          <w:p/>
-        </w:tc>
-      </w:tr>
-      <w:tr>
-        <w:tblPrEx>
-          <w:tblCellMar>
-            <w:top w:w="0" w:type="dxa"/>
-            <w:bottom w:w="0" w:type="dxa"/>
-          </w:tblCellMar>
-        </w:tblPrEx>
-        <w:trPr>
-          <w:trHeight w:val="390"/>
-        </w:trPr>
-        <w:tc>
-          <w:tcPr>
-            <w:tcW w:w="2100" w:type="dxa"/>
-            <w:tcBorders>
-              <w:top w:val="single" w:sz="4" w:space="0" w:color="B9B7B3"/>
-              <w:left w:val="single" w:sz="4" w:space="0" w:color="B9B7B3"/>
-              <w:bottom w:val="single" w:sz="4" w:space="0" w:color="B9B7B3"/>
-              <w:right w:val="single" w:sz="4" w:space="0" w:color="B9B7B3"/>
-            </w:tcBorders>
-            <w:shd w:val="clear" w:color="auto" w:fill="F1F0ED"/>
-            <w:tcMar>
-              <w:top w:w="60" w:type="dxa"/>
-              <w:left w:w="140" w:type="dxa"/>
-              <w:bottom w:w="60" w:type="dxa"/>
-              <w:right w:w="100" w:type="dxa"/>
-            </w:tcMar>
-            <w:vAlign w:val="center"/>
-          </w:tcPr>
-          <w:p>
-            <w:r>
-              <w:rPr>
-                <w:b/>
-                <w:bCs/>
-                <w:sz w:val="17"/>
-                <w:szCs w:val="17"/>
-              </w:rPr>
-              <w:t xml:space="preserve">Satz </w:t>
-            </w:r>
-            <w:proofErr w:type="gramStart"/>
-            <w:r>
-              <w:rPr>
-                <w:b/>
-                <w:bCs/>
-                <w:sz w:val="17"/>
-                <w:szCs w:val="17"/>
-              </w:rPr>
-              <w:t>2</w:t>
-            </w:r>
-            <w:r>
-              <w:rPr>
-                <w:color w:val="6E6E68"/>
-                <w:sz w:val="12"/>
-                <w:szCs w:val="12"/>
-              </w:rPr>
-              <w:t xml:space="preserve">  /</w:t>
-            </w:r>
-            <w:proofErr w:type="gramEnd"/>
-            <w:r>
-              <w:rPr>
-                <w:color w:val="6E6E68"/>
-                <w:sz w:val="12"/>
-                <w:szCs w:val="12"/>
-              </w:rPr>
-              <w:t xml:space="preserve"> Game 2</w:t>
-            </w:r>
-          </w:p>
-        </w:tc>
-        <w:tc>
-          <w:tcPr>
-            <w:tcW w:w="3300" w:type="dxa"/>
-            <w:tcBorders>
-              <w:top w:val="single" w:sz="4" w:space="0" w:color="B9B7B3"/>
-              <w:left w:val="single" w:sz="4" w:space="0" w:color="B9B7B3"/>
-              <w:bottom w:val="single" w:sz="4" w:space="0" w:color="B9B7B3"/>
-              <w:right w:val="single" w:sz="4" w:space="0" w:color="B9B7B3"/>
-            </w:tcBorders>
-            <w:tcMar>
-              <w:top w:w="60" w:type="dxa"/>
-              <w:left w:w="100" w:type="dxa"/>
-              <w:bottom w:w="60" w:type="dxa"/>
-              <w:right w:w="100" w:type="dxa"/>
-            </w:tcMar>
-            <w:vAlign w:val="center"/>
-          </w:tcPr>
-          <w:p/>
-        </w:tc>
-        <w:tc>
-          <w:tcPr>
-            <w:tcW w:w="3300" w:type="dxa"/>
-            <w:tcBorders>
-              <w:top w:val="single" w:sz="4" w:space="0" w:color="B9B7B3"/>
-              <w:left w:val="single" w:sz="4" w:space="0" w:color="B9B7B3"/>
-              <w:bottom w:val="single" w:sz="4" w:space="0" w:color="B9B7B3"/>
-              <w:right w:val="single" w:sz="4" w:space="0" w:color="B9B7B3"/>
-            </w:tcBorders>
-            <w:tcMar>
-              <w:top w:w="60" w:type="dxa"/>
-              <w:left w:w="100" w:type="dxa"/>
-              <w:bottom w:w="60" w:type="dxa"/>
-              <w:right w:w="100" w:type="dxa"/>
-            </w:tcMar>
-            <w:vAlign w:val="center"/>
-          </w:tcPr>
-          <w:p/>
-        </w:tc>
-        <w:tc>
-          <w:tcPr>
-            <w:tcW w:w="1966" w:type="dxa"/>
-            <w:vMerge/>
-            <w:tcBorders>
-              <w:top w:val="none" w:sz="0" w:space="0" w:color="FFFFFF"/>
-              <w:left w:val="none" w:sz="0" w:space="0" w:color="FFFFFF"/>
-              <w:bottom w:val="none" w:sz="0" w:space="0" w:color="FFFFFF"/>
-              <w:right w:val="none" w:sz="0" w:space="0" w:color="FFFFFF"/>
-            </w:tcBorders>
-            <w:tcMar>
-              <w:top w:w="0" w:type="dxa"/>
-              <w:left w:w="200" w:type="dxa"/>
-              <w:bottom w:w="0" w:type="dxa"/>
-              <w:right w:w="60" w:type="dxa"/>
-            </w:tcMar>
-            <w:vAlign w:val="center"/>
-          </w:tcPr>
-          <w:p/>
-        </w:tc>
-      </w:tr>
-      <w:tr>
-        <w:tblPrEx>
-          <w:tblCellMar>
-            <w:top w:w="0" w:type="dxa"/>
-            <w:bottom w:w="0" w:type="dxa"/>
-          </w:tblCellMar>
-        </w:tblPrEx>
-        <w:trPr>
-          <w:trHeight w:val="390"/>
-        </w:trPr>
-        <w:tc>
-          <w:tcPr>
-            <w:tcW w:w="2100" w:type="dxa"/>
-            <w:tcBorders>
-              <w:top w:val="single" w:sz="4" w:space="0" w:color="B9B7B3"/>
-              <w:left w:val="single" w:sz="4" w:space="0" w:color="B9B7B3"/>
-              <w:bottom w:val="single" w:sz="4" w:space="0" w:color="B9B7B3"/>
-              <w:right w:val="single" w:sz="4" w:space="0" w:color="B9B7B3"/>
-            </w:tcBorders>
-            <w:shd w:val="clear" w:color="auto" w:fill="F1F0ED"/>
-            <w:tcMar>
-              <w:top w:w="60" w:type="dxa"/>
-              <w:left w:w="140" w:type="dxa"/>
-              <w:bottom w:w="60" w:type="dxa"/>
-              <w:right w:w="100" w:type="dxa"/>
-            </w:tcMar>
-            <w:vAlign w:val="center"/>
-          </w:tcPr>
-          <w:p>
-            <w:r>
-              <w:rPr>
-                <w:b/>
-                <w:bCs/>
-                <w:sz w:val="17"/>
-                <w:szCs w:val="17"/>
-              </w:rPr>
-              <w:t xml:space="preserve">Satz </w:t>
-            </w:r>
-            <w:proofErr w:type="gramStart"/>
-            <w:r>
-              <w:rPr>
-                <w:b/>
-                <w:bCs/>
-                <w:sz w:val="17"/>
-                <w:szCs w:val="17"/>
-              </w:rPr>
-              <w:t>3</w:t>
-            </w:r>
-            <w:r>
-              <w:rPr>
-                <w:color w:val="6E6E68"/>
-                <w:sz w:val="12"/>
-                <w:szCs w:val="12"/>
-              </w:rPr>
-              <w:t xml:space="preserve">  /</w:t>
-            </w:r>
-            <w:proofErr w:type="gramEnd"/>
-            <w:r>
-              <w:rPr>
-                <w:color w:val="6E6E68"/>
-                <w:sz w:val="12"/>
-                <w:szCs w:val="12"/>
-              </w:rPr>
-              <w:t xml:space="preserve"> Game 3</w:t>
-            </w:r>
-          </w:p>
-        </w:tc>
-        <w:tc>
-          <w:tcPr>
-            <w:tcW w:w="3300" w:type="dxa"/>
-            <w:tcBorders>
-              <w:top w:val="single" w:sz="4" w:space="0" w:color="B9B7B3"/>
-              <w:left w:val="single" w:sz="4" w:space="0" w:color="B9B7B3"/>
-              <w:bottom w:val="single" w:sz="4" w:space="0" w:color="B9B7B3"/>
-              <w:right w:val="single" w:sz="4" w:space="0" w:color="B9B7B3"/>
-            </w:tcBorders>
-            <w:tcMar>
-              <w:top w:w="60" w:type="dxa"/>
-              <w:left w:w="100" w:type="dxa"/>
-              <w:bottom w:w="60" w:type="dxa"/>
-              <w:right w:w="100" w:type="dxa"/>
-            </w:tcMar>
-            <w:vAlign w:val="center"/>
-          </w:tcPr>
-          <w:p/>
-        </w:tc>
-        <w:tc>
-          <w:tcPr>
-            <w:tcW w:w="3300" w:type="dxa"/>
-            <w:tcBorders>
-              <w:top w:val="single" w:sz="4" w:space="0" w:color="B9B7B3"/>
-              <w:left w:val="single" w:sz="4" w:space="0" w:color="B9B7B3"/>
-              <w:bottom w:val="single" w:sz="4" w:space="0" w:color="B9B7B3"/>
-              <w:right w:val="single" w:sz="4" w:space="0" w:color="B9B7B3"/>
-            </w:tcBorders>
-            <w:tcMar>
-              <w:top w:w="60" w:type="dxa"/>
-              <w:left w:w="100" w:type="dxa"/>
-              <w:bottom w:w="60" w:type="dxa"/>
-              <w:right w:w="100" w:type="dxa"/>
-            </w:tcMar>
-            <w:vAlign w:val="center"/>
-          </w:tcPr>
-          <w:p/>
-        </w:tc>
-        <w:tc>
-          <w:tcPr>
-            <w:tcW w:w="1966" w:type="dxa"/>
-            <w:vMerge/>
-            <w:tcBorders>
-              <w:top w:val="none" w:sz="0" w:space="0" w:color="FFFFFF"/>
-              <w:left w:val="none" w:sz="0" w:space="0" w:color="FFFFFF"/>
-              <w:bottom w:val="none" w:sz="0" w:space="0" w:color="FFFFFF"/>
-              <w:right w:val="none" w:sz="0" w:space="0" w:color="FFFFFF"/>
-            </w:tcBorders>
-            <w:tcMar>
-              <w:top w:w="0" w:type="dxa"/>
-              <w:left w:w="200" w:type="dxa"/>
-              <w:bottom w:w="0" w:type="dxa"/>
-              <w:right w:w="60" w:type="dxa"/>
-            </w:tcMar>
-            <w:vAlign w:val="center"/>
-          </w:tcPr>
-          <w:p/>
-        </w:tc>
-      </w:tr>
     </w:tbl>
     <w:p>
       <w:pPr>
-        <w:spacing w:line="80" w:lineRule="exact"/>
-      </w:pPr>
-    </w:p>
-    <w:tbl>
-      <w:tblPr>
-        <w:tblW w:w="10666" w:type="dxa"/>
-        <w:tblBorders>
-          <w:top w:val="none" w:sz="0" w:space="0" w:color="FFFFFF"/>
-          <w:left w:val="none" w:sz="0" w:space="0" w:color="FFFFFF"/>
-          <w:bottom w:val="none" w:sz="0" w:space="0" w:color="FFFFFF"/>
-          <w:right w:val="none" w:sz="0" w:space="0" w:color="FFFFFF"/>
-          <w:insideH w:val="none" w:sz="0" w:space="0" w:color="FFFFFF"/>
-          <w:insideV w:val="none" w:sz="0" w:space="0" w:color="FFFFFF"/>
-        </w:tblBorders>
-        <w:tblCellMar>
-          <w:left w:w="10" w:type="dxa"/>
-          <w:right w:w="10" w:type="dxa"/>
-        </w:tblCellMar>
-        <w:tblLook w:val="0000" w:firstRow="0" w:lastRow="0" w:firstColumn="0" w:lastColumn="0" w:noHBand="0" w:noVBand="0"/>
-      </w:tblPr>
-      <w:tblGrid>
-        <w:gridCol w:w="2100"/>
-        <w:gridCol w:w="8566"/>
-      </w:tblGrid>
-      <w:tr>
-        <w:tblPrEx>
-          <w:tblCellMar>
-            <w:top w:w="0" w:type="dxa"/>
-            <w:bottom w:w="0" w:type="dxa"/>
-          </w:tblCellMar>
-        </w:tblPrEx>
-        <w:trPr>
-          <w:trHeight w:val="400"/>
-        </w:trPr>
-        <w:tc>
-          <w:tcPr>
-            <w:tcW w:w="2100" w:type="dxa"/>
-            <w:tcBorders>
-              <w:top w:val="none" w:sz="0" w:space="0" w:color="FFFFFF"/>
-              <w:left w:val="none" w:sz="0" w:space="0" w:color="FFFFFF"/>
-              <w:bottom w:val="none" w:sz="0" w:space="0" w:color="FFFFFF"/>
-              <w:right w:val="none" w:sz="0" w:space="0" w:color="FFFFFF"/>
-            </w:tcBorders>
-            <w:shd w:val="clear" w:color="auto" w:fill="F1F0ED"/>
-            <w:tcMar>
-              <w:top w:w="90" w:type="dxa"/>
-              <w:left w:w="150" w:type="dxa"/>
-              <w:bottom w:w="90" w:type="dxa"/>
-              <w:right w:w="100" w:type="dxa"/>
-            </w:tcMar>
-            <w:vAlign w:val="center"/>
-          </w:tcPr>
-          <w:p>
-            <w:r>
-              <w:rPr>
-                <w:b/>
-                <w:bCs/>
-                <w:caps/>
-                <w:color w:val="C20009"/>
-                <w:spacing w:val="18"/>
-                <w:sz w:val="17"/>
-                <w:szCs w:val="17"/>
-              </w:rPr>
-              <w:t>Sieger</w:t>
-            </w:r>
-            <w:r>
-              <w:rPr>
-                <w:color w:val="6E6E68"/>
-                <w:sz w:val="13"/>
-                <w:szCs w:val="13"/>
-              </w:rPr>
-              <w:t xml:space="preserve"> / Winner</w:t>
-            </w:r>
-          </w:p>
-        </w:tc>
-        <w:tc>
-          <w:tcPr>
-            <w:tcW w:w="8566" w:type="dxa"/>
-            <w:tcBorders>
-              <w:top w:val="none" w:sz="0" w:space="0" w:color="FFFFFF"/>
-              <w:left w:val="none" w:sz="0" w:space="0" w:color="FFFFFF"/>
-              <w:bottom w:val="single" w:sz="8" w:space="0" w:color="8A8884"/>
-              <w:right w:val="none" w:sz="0" w:space="0" w:color="FFFFFF"/>
-            </w:tcBorders>
-            <w:tcMar>
-              <w:top w:w="90" w:type="dxa"/>
-              <w:left w:w="150" w:type="dxa"/>
-              <w:bottom w:w="40" w:type="dxa"/>
-              <w:right w:w="100" w:type="dxa"/>
-            </w:tcMar>
-            <w:vAlign w:val="center"/>
-          </w:tcPr>
-          <w:p/>
-        </w:tc>
-      </w:tr>
-    </w:tbl>
-    <w:p>
-      <w:pPr>
-        <w:spacing w:line="80" w:lineRule="exact"/>
-      </w:pPr>
-    </w:p>
-    <w:tbl>
-      <w:tblPr>
-        <w:tblW w:w="10666" w:type="dxa"/>
-        <w:tblBorders>
-          <w:top w:val="none" w:sz="0" w:space="0" w:color="FFFFFF"/>
-          <w:left w:val="none" w:sz="0" w:space="0" w:color="FFFFFF"/>
-          <w:bottom w:val="none" w:sz="0" w:space="0" w:color="FFFFFF"/>
-          <w:right w:val="none" w:sz="0" w:space="0" w:color="FFFFFF"/>
-          <w:insideH w:val="none" w:sz="0" w:space="0" w:color="FFFFFF"/>
-          <w:insideV w:val="none" w:sz="0" w:space="0" w:color="FFFFFF"/>
-        </w:tblBorders>
-        <w:tblCellMar>
-          <w:left w:w="10" w:type="dxa"/>
-          <w:right w:w="10" w:type="dxa"/>
-        </w:tblCellMar>
-        <w:tblLook w:val="0000" w:firstRow="0" w:lastRow="0" w:firstColumn="0" w:lastColumn="0" w:noHBand="0" w:noVBand="0"/>
-      </w:tblPr>
-      <w:tblGrid>
-        <w:gridCol w:w="560"/>
-        <w:gridCol w:w="10106"/>
-      </w:tblGrid>
-      <w:tr>
-        <w:tblPrEx>
-          <w:tblCellMar>
-            <w:top w:w="0" w:type="dxa"/>
-            <w:bottom w:w="0" w:type="dxa"/>
-          </w:tblCellMar>
-        </w:tblPrEx>
-        <w:tc>
-          <w:tcPr>
-            <w:tcW w:w="560" w:type="dxa"/>
-            <w:tcBorders>
-              <w:top w:val="none" w:sz="0" w:space="0" w:color="FFFFFF"/>
-              <w:left w:val="single" w:sz="20" w:space="0" w:color="C20009"/>
-              <w:bottom w:val="none" w:sz="0" w:space="0" w:color="FFFFFF"/>
-              <w:right w:val="none" w:sz="0" w:space="0" w:color="FFFFFF"/>
-            </w:tcBorders>
-            <w:shd w:val="clear" w:color="auto" w:fill="FCEDED"/>
-            <w:tcMar>
-              <w:top w:w="90" w:type="dxa"/>
-              <w:left w:w="120" w:type="dxa"/>
-              <w:bottom w:w="90" w:type="dxa"/>
-              <w:right w:w="0" w:type="dxa"/>
-            </w:tcMar>
-            <w:vAlign w:val="center"/>
-          </w:tcPr>
-          <w:p>
-            <w:pPr>
-              <w:jc w:val="center"/>
-            </w:pPr>
-            <w:r>
-              <w:rPr>
-                <w:noProof/>
-              </w:rPr>
-              <w:drawing>
-                <wp:inline distT="0" distB="0" distL="0" distR="0" wp14:anchorId="2E6530AA" wp14:editId="7B08B6DB">
-                  <wp:extent cx="142875" cy="228600"/>
-                  <wp:effectExtent l="0" t="0" r="0" b="0"/>
-                  <wp:docPr id="1092952545" name="Picture 1092952545"/>
-                  <wp:cNvGraphicFramePr>
-                    <a:graphicFrameLocks xmlns:a="http://schemas.openxmlformats.org/drawingml/2006/main" noChangeAspect="1"/>
-                  </wp:cNvGraphicFramePr>
-                  <a:graphic xmlns:a="http://schemas.openxmlformats.org/drawingml/2006/main">
-                    <a:graphicData uri="http://schemas.openxmlformats.org/drawingml/2006/picture">
-                      <pic:pic xmlns:pic="http://schemas.openxmlformats.org/drawingml/2006/picture">
-                        <pic:nvPicPr>
-                          <pic:cNvPr id="0" name=""/>
-                          <pic:cNvPicPr>
-                            <a:picLocks noChangeAspect="1" noChangeArrowheads="1"/>
-                          </pic:cNvPicPr>
-                        </pic:nvPicPr>
-                        <pic:blipFill>
-                          <a:blip r:embed="rId8"/>
-                          <a:srcRect/>
-                          <a:stretch>
-                            <a:fillRect/>
-                          </a:stretch>
-                        </pic:blipFill>
-                        <pic:spPr bwMode="auto">
-                          <a:xfrm>
-                            <a:off x="0" y="0"/>
-                            <a:ext cx="142875" cy="228600"/>
-                          </a:xfrm>
-                          <a:prstGeom prst="rect">
-                            <a:avLst/>
-                          </a:prstGeom>
-                        </pic:spPr>
-                      </pic:pic>
-                    </a:graphicData>
-                  </a:graphic>
-                </wp:inline>
-              </w:drawing>
-            </w:r>
-          </w:p>
-        </w:tc>
-        <w:tc>
-          <w:tcPr>
-            <w:tcW w:w="10106" w:type="dxa"/>
-            <w:tcBorders>
-              <w:top w:val="none" w:sz="0" w:space="0" w:color="FFFFFF"/>
-              <w:left w:val="none" w:sz="0" w:space="0" w:color="FFFFFF"/>
-              <w:bottom w:val="none" w:sz="0" w:space="0" w:color="FFFFFF"/>
-              <w:right w:val="none" w:sz="0" w:space="0" w:color="FFFFFF"/>
-            </w:tcBorders>
-            <w:shd w:val="clear" w:color="auto" w:fill="FCEDED"/>
-            <w:tcMar>
-              <w:top w:w="90" w:type="dxa"/>
-              <w:left w:w="60" w:type="dxa"/>
-              <w:bottom w:w="90" w:type="dxa"/>
-              <w:right w:w="150" w:type="dxa"/>
-            </w:tcMar>
-            <w:vAlign w:val="center"/>
-          </w:tcPr>
-          <w:p>
-            <w:pPr>
-              <w:spacing w:line="220" w:lineRule="auto"/>
-            </w:pPr>
-            <w:proofErr w:type="spellStart"/>
-            <w:r>
-              <w:rPr>
-                <w:b/>
-                <w:bCs/>
-                <w:color w:val="C20009"/>
-                <w:sz w:val="16"/>
-                <w:szCs w:val="16"/>
-              </w:rPr>
-              <w:t>Hinweis</w:t>
-            </w:r>
-            <w:proofErr w:type="spellEnd"/>
-            <w:r>
-              <w:rPr>
-                <w:b/>
-                <w:bCs/>
-                <w:color w:val="C20009"/>
-                <w:sz w:val="16"/>
-                <w:szCs w:val="16"/>
-              </w:rPr>
-              <w:t xml:space="preserve">: </w:t>
-            </w:r>
-            <w:r>
-              <w:rPr>
-                <w:b/>
-                <w:bCs/>
-                <w:sz w:val="16"/>
-                <w:szCs w:val="16"/>
-              </w:rPr>
-              <w:t xml:space="preserve">Bei </w:t>
-            </w:r>
-            <w:proofErr w:type="spellStart"/>
-            <w:r>
-              <w:rPr>
-                <w:b/>
-                <w:bCs/>
-                <w:sz w:val="16"/>
-                <w:szCs w:val="16"/>
-              </w:rPr>
-              <w:t>diesem</w:t>
-            </w:r>
-            <w:proofErr w:type="spellEnd"/>
-            <w:r>
-              <w:rPr>
-                <w:b/>
-                <w:bCs/>
-                <w:sz w:val="16"/>
-                <w:szCs w:val="16"/>
-              </w:rPr>
-              <w:t xml:space="preserve"> </w:t>
-            </w:r>
-            <w:proofErr w:type="spellStart"/>
-            <w:r>
-              <w:rPr>
-                <w:b/>
-                <w:bCs/>
-                <w:sz w:val="16"/>
-                <w:szCs w:val="16"/>
-              </w:rPr>
-              <w:t>Bewerb</w:t>
-            </w:r>
-            <w:proofErr w:type="spellEnd"/>
-            <w:r>
-              <w:rPr>
-                <w:b/>
-                <w:bCs/>
-                <w:sz w:val="16"/>
-                <w:szCs w:val="16"/>
-              </w:rPr>
-              <w:t xml:space="preserve"> </w:t>
-            </w:r>
-            <w:proofErr w:type="spellStart"/>
-            <w:r>
-              <w:rPr>
-                <w:b/>
-                <w:bCs/>
-                <w:sz w:val="16"/>
-                <w:szCs w:val="16"/>
-              </w:rPr>
-              <w:t>wird</w:t>
-            </w:r>
-            <w:proofErr w:type="spellEnd"/>
-            <w:r>
-              <w:rPr>
-                <w:b/>
-                <w:bCs/>
-                <w:sz w:val="16"/>
-                <w:szCs w:val="16"/>
-              </w:rPr>
-              <w:t xml:space="preserve"> </w:t>
-            </w:r>
-            <w:proofErr w:type="spellStart"/>
-            <w:r>
-              <w:rPr>
-                <w:b/>
-                <w:bCs/>
-                <w:sz w:val="16"/>
-                <w:szCs w:val="16"/>
-              </w:rPr>
-              <w:t>nach</w:t>
-            </w:r>
-            <w:proofErr w:type="spellEnd"/>
-            <w:r>
-              <w:rPr>
-                <w:b/>
-                <w:bCs/>
-                <w:sz w:val="16"/>
-                <w:szCs w:val="16"/>
-              </w:rPr>
-              <w:t xml:space="preserve"> dem 15-Punkte-System </w:t>
-            </w:r>
-            <w:proofErr w:type="spellStart"/>
-            <w:r>
-              <w:rPr>
-                <w:b/>
-                <w:bCs/>
-                <w:sz w:val="16"/>
-                <w:szCs w:val="16"/>
-              </w:rPr>
-              <w:t>gespielt</w:t>
-            </w:r>
-            <w:proofErr w:type="spellEnd"/>
-            <w:r>
-              <w:rPr>
-                <w:b/>
-                <w:bCs/>
-                <w:sz w:val="16"/>
-                <w:szCs w:val="16"/>
-              </w:rPr>
-              <w:t>!</w:t>
-            </w:r>
-          </w:p>
-          <w:p>
-            <w:pPr>
-              <w:spacing w:before="20" w:line="200" w:lineRule="auto"/>
-            </w:pPr>
-            <w:r>
-              <w:rPr>
-                <w:i/>
-                <w:iCs/>
-                <w:color w:val="6E6E68"/>
-                <w:sz w:val="13"/>
-                <w:szCs w:val="13"/>
-              </w:rPr>
-              <w:t>Note: this event is played to 15 points — best of three games.</w:t>
-            </w:r>
-          </w:p>
-        </w:tc>
-      </w:tr>
-    </w:tbl>
-    <w:p>
-      <w:pPr>
-        <w:spacing w:line="80" w:lineRule="exact"/>
+        <w:spacing w:line="200" w:lineRule="exact"/>
       </w:pPr>
     </w:p>
     <w:p>
       <w:pPr>
-        <w:pBdr>
-          <w:bottom w:val="dashed" w:sz="6" w:space="6" w:color="A8A6A2"/>
-        </w:pBdr>
-        <w:jc w:val="center"/>
-        <w:rPr>
-          <w:caps/>
-          <w:color w:val="9A9A94"/>
-          <w:spacing w:val="30"/>
-          <w:sz w:val="13"/>
-          <w:szCs w:val="13"/>
-        </w:rPr>
-      </w:pPr>
-    </w:p>
-    <w:p>
-      <w:pPr>
-        <w:pBdr>
-          <w:bottom w:val="dashed" w:sz="6" w:space="6" w:color="A8A6A2"/>
-        </w:pBdr>
-        <w:jc w:val="center"/>
-        <w:rPr>
-          <w:caps/>
-          <w:color w:val="9A9A94"/>
-          <w:spacing w:val="30"/>
-          <w:sz w:val="13"/>
-          <w:szCs w:val="13"/>
-        </w:rPr>
+        <w:spacing w:line="200" w:lineRule="exact"/>
       </w:pPr>
     </w:p>
     <w:p>
@@ -2033,10 +1770,10 @@
           <w:noProof/>
         </w:rPr>
         <w:drawing>
-          <wp:inline distT="0" distB="0" distL="0" distR="0" wp14:anchorId="185BEC3E" wp14:editId="1982C398">
+          <wp:inline distT="0" distB="0" distL="0" distR="0" wp14:anchorId="6A3ED0CE" wp14:editId="06DD6946">
             <wp:extent cx="123825" cy="114300"/>
             <wp:effectExtent l="0" t="0" r="0" b="0"/>
-            <wp:docPr id="205226867" name="Picture 205226867"/>
+            <wp:docPr id="1219239965" name="Picture 1219239965"/>
             <wp:cNvGraphicFramePr>
               <a:graphicFrameLocks xmlns:a="http://schemas.openxmlformats.org/drawingml/2006/main" noChangeAspect="1"/>
             </wp:cNvGraphicFramePr>
@@ -2050,7 +1787,7 @@
                     </pic:cNvPicPr>
                   </pic:nvPicPr>
                   <pic:blipFill>
-                    <a:blip r:embed="rId9"/>
+                    <a:blip r:embed="rId8"/>
                     <a:srcRect/>
                     <a:stretch>
                       <a:fillRect/>
@@ -2106,32 +1843,12 @@
     </w:p>
     <w:p>
       <w:pPr>
-        <w:spacing w:line="80" w:lineRule="exact"/>
+        <w:spacing w:line="200" w:lineRule="exact"/>
       </w:pPr>
     </w:p>
     <w:p>
       <w:pPr>
-        <w:spacing w:line="80" w:lineRule="exact"/>
-      </w:pPr>
-    </w:p>
-    <w:p>
-      <w:pPr>
-        <w:spacing w:line="80" w:lineRule="exact"/>
-      </w:pPr>
-    </w:p>
-    <w:p>
-      <w:pPr>
-        <w:spacing w:line="80" w:lineRule="exact"/>
-      </w:pPr>
-    </w:p>
-    <w:p>
-      <w:pPr>
-        <w:spacing w:line="80" w:lineRule="exact"/>
-      </w:pPr>
-    </w:p>
-    <w:p>
-      <w:pPr>
-        <w:spacing w:line="80" w:lineRule="exact"/>
+        <w:spacing w:line="200" w:lineRule="exact"/>
       </w:pPr>
     </w:p>
     <w:tbl>
@@ -2167,12 +1884,12 @@
           <w:tcPr>
             <w:tcW w:w="1150" w:type="dxa"/>
             <w:tcBorders>
-              <w:top w:val="single" w:sz="4" w:space="0" w:color="C20009"/>
-              <w:left w:val="single" w:sz="4" w:space="0" w:color="C20009"/>
-              <w:bottom w:val="single" w:sz="4" w:space="0" w:color="C20009"/>
-              <w:right w:val="single" w:sz="4" w:space="0" w:color="C20009"/>
-            </w:tcBorders>
-            <w:shd w:val="clear" w:color="auto" w:fill="C20009"/>
+              <w:top w:val="single" w:sz="4" w:space="0" w:color="2C5F63"/>
+              <w:left w:val="single" w:sz="4" w:space="0" w:color="2C5F63"/>
+              <w:bottom w:val="single" w:sz="4" w:space="0" w:color="2C5F63"/>
+              <w:right w:val="single" w:sz="4" w:space="0" w:color="2C5F63"/>
+            </w:tcBorders>
+            <w:shd w:val="clear" w:color="auto" w:fill="2C5F63"/>
             <w:tcMar>
               <w:top w:w="95" w:type="dxa"/>
               <w:left w:w="150" w:type="dxa"/>
@@ -2190,10 +1907,10 @@
                 <w:noProof/>
               </w:rPr>
               <w:drawing>
-                <wp:inline distT="0" distB="0" distL="0" distR="0" wp14:anchorId="4896531E" wp14:editId="49FF88E1">
+                <wp:inline distT="0" distB="0" distL="0" distR="0" wp14:anchorId="771C4E42" wp14:editId="13F34426">
                   <wp:extent cx="628650" cy="438150"/>
                   <wp:effectExtent l="0" t="0" r="0" b="0"/>
-                  <wp:docPr id="137242734" name="Picture 137242734"/>
+                  <wp:docPr id="95887563" name="Picture 95887563"/>
                   <wp:cNvGraphicFramePr>
                     <a:graphicFrameLocks xmlns:a="http://schemas.openxmlformats.org/drawingml/2006/main" noChangeAspect="1"/>
                   </wp:cNvGraphicFramePr>
@@ -2234,12 +1951,12 @@
           <w:tcPr>
             <w:tcW w:w="6950" w:type="dxa"/>
             <w:tcBorders>
-              <w:top w:val="single" w:sz="4" w:space="0" w:color="C20009"/>
-              <w:left w:val="single" w:sz="4" w:space="0" w:color="C20009"/>
-              <w:bottom w:val="single" w:sz="4" w:space="0" w:color="C20009"/>
-              <w:right w:val="single" w:sz="4" w:space="0" w:color="C20009"/>
-            </w:tcBorders>
-            <w:shd w:val="clear" w:color="auto" w:fill="C20009"/>
+              <w:top w:val="single" w:sz="4" w:space="0" w:color="2C5F63"/>
+              <w:left w:val="single" w:sz="4" w:space="0" w:color="2C5F63"/>
+              <w:bottom w:val="single" w:sz="4" w:space="0" w:color="2C5F63"/>
+              <w:right w:val="single" w:sz="4" w:space="0" w:color="2C5F63"/>
+            </w:tcBorders>
+            <w:shd w:val="clear" w:color="auto" w:fill="2C5F63"/>
             <w:tcMar>
               <w:top w:w="95" w:type="dxa"/>
               <w:left w:w="150" w:type="dxa"/>
@@ -2300,7 +2017,7 @@
                 <w:b/>
                 <w:bCs/>
                 <w:caps/>
-                <w:color w:val="F6C6C8"/>
+                <w:color w:val="BFD6D5"/>
                 <w:spacing w:val="20"/>
                 <w:sz w:val="15"/>
                 <w:szCs w:val="15"/>
@@ -2313,12 +2030,12 @@
           <w:tcPr>
             <w:tcW w:w="2566" w:type="dxa"/>
             <w:tcBorders>
-              <w:top w:val="single" w:sz="4" w:space="0" w:color="C20009"/>
-              <w:left w:val="single" w:sz="4" w:space="0" w:color="C20009"/>
-              <w:bottom w:val="single" w:sz="4" w:space="0" w:color="C20009"/>
-              <w:right w:val="single" w:sz="4" w:space="0" w:color="C20009"/>
-            </w:tcBorders>
-            <w:shd w:val="clear" w:color="auto" w:fill="C20009"/>
+              <w:top w:val="single" w:sz="4" w:space="0" w:color="2C5F63"/>
+              <w:left w:val="single" w:sz="4" w:space="0" w:color="2C5F63"/>
+              <w:bottom w:val="single" w:sz="4" w:space="0" w:color="2C5F63"/>
+              <w:right w:val="single" w:sz="4" w:space="0" w:color="2C5F63"/>
+            </w:tcBorders>
+            <w:shd w:val="clear" w:color="auto" w:fill="2C5F63"/>
             <w:tcMar>
               <w:top w:w="95" w:type="dxa"/>
               <w:left w:w="150" w:type="dxa"/>
@@ -2354,7 +2071,7 @@
                 <w:b/>
                 <w:bCs/>
                 <w:caps/>
-                <w:color w:val="F6C6C8"/>
+                <w:color w:val="BFD6D5"/>
                 <w:spacing w:val="20"/>
                 <w:sz w:val="15"/>
                 <w:szCs w:val="15"/>
@@ -2367,7 +2084,7 @@
     </w:tbl>
     <w:p>
       <w:pPr>
-        <w:spacing w:line="100" w:lineRule="exact"/>
+        <w:spacing w:line="180" w:lineRule="exact"/>
       </w:pPr>
     </w:p>
     <w:tbl>
@@ -2422,7 +2139,6 @@
                 <w:b/>
                 <w:bCs/>
                 <w:caps/>
-                <w:color w:val="C20009"/>
                 <w:spacing w:val="26"/>
                 <w:sz w:val="14"/>
                 <w:szCs w:val="14"/>
@@ -2432,7 +2148,7 @@
             <w:r>
               <w:rPr>
                 <w:caps/>
-                <w:color w:val="6E6E68"/>
+                <w:color w:val="6E7276"/>
                 <w:spacing w:val="20"/>
                 <w:sz w:val="14"/>
                 <w:szCs w:val="14"/>
@@ -2443,7 +2159,7 @@
             <w:r>
               <w:rPr>
                 <w:caps/>
-                <w:color w:val="6E6E68"/>
+                <w:color w:val="6E7276"/>
                 <w:spacing w:val="20"/>
                 <w:sz w:val="14"/>
                 <w:szCs w:val="14"/>
@@ -2493,7 +2209,6 @@
                 <w:b/>
                 <w:bCs/>
                 <w:caps/>
-                <w:color w:val="C20009"/>
                 <w:spacing w:val="26"/>
                 <w:sz w:val="14"/>
                 <w:szCs w:val="14"/>
@@ -2503,7 +2218,7 @@
             <w:r>
               <w:rPr>
                 <w:caps/>
-                <w:color w:val="6E6E68"/>
+                <w:color w:val="6E7276"/>
                 <w:spacing w:val="20"/>
                 <w:sz w:val="14"/>
                 <w:szCs w:val="14"/>
@@ -2514,7 +2229,7 @@
             <w:r>
               <w:rPr>
                 <w:caps/>
-                <w:color w:val="6E6E68"/>
+                <w:color w:val="6E7276"/>
                 <w:spacing w:val="20"/>
                 <w:sz w:val="14"/>
                 <w:szCs w:val="14"/>
@@ -2532,7 +2247,7 @@
           </w:tblCellMar>
         </w:tblPrEx>
         <w:trPr>
-          <w:trHeight w:val="300"/>
+          <w:trHeight w:val="400"/>
         </w:trPr>
         <w:tc>
           <w:tcPr>
@@ -2540,7 +2255,7 @@
             <w:tcBorders>
               <w:top w:val="none" w:sz="0" w:space="0" w:color="FFFFFF"/>
               <w:left w:val="none" w:sz="0" w:space="0" w:color="FFFFFF"/>
-              <w:bottom w:val="single" w:sz="8" w:space="0" w:color="8A8884"/>
+              <w:bottom w:val="single" w:sz="8" w:space="0" w:color="2C3134"/>
               <w:right w:val="none" w:sz="0" w:space="0" w:color="FFFFFF"/>
             </w:tcBorders>
             <w:tcMar>
@@ -2576,7 +2291,7 @@
             <w:tcBorders>
               <w:top w:val="none" w:sz="0" w:space="0" w:color="FFFFFF"/>
               <w:left w:val="none" w:sz="0" w:space="0" w:color="FFFFFF"/>
-              <w:bottom w:val="single" w:sz="8" w:space="0" w:color="8A8884"/>
+              <w:bottom w:val="single" w:sz="8" w:space="0" w:color="2C3134"/>
               <w:right w:val="none" w:sz="0" w:space="0" w:color="FFFFFF"/>
             </w:tcBorders>
             <w:tcMar>
@@ -2592,7 +2307,7 @@
     </w:tbl>
     <w:p>
       <w:pPr>
-        <w:spacing w:line="100" w:lineRule="exact"/>
+        <w:spacing w:line="180" w:lineRule="exact"/>
       </w:pPr>
     </w:p>
     <w:tbl>
@@ -2649,7 +2364,6 @@
                 <w:b/>
                 <w:bCs/>
                 <w:caps/>
-                <w:color w:val="C20009"/>
                 <w:spacing w:val="26"/>
                 <w:sz w:val="14"/>
                 <w:szCs w:val="14"/>
@@ -2659,7 +2373,7 @@
             <w:r>
               <w:rPr>
                 <w:caps/>
-                <w:color w:val="6E6E68"/>
+                <w:color w:val="6E7276"/>
                 <w:spacing w:val="20"/>
                 <w:sz w:val="14"/>
                 <w:szCs w:val="14"/>
@@ -2670,7 +2384,7 @@
             <w:r>
               <w:rPr>
                 <w:caps/>
-                <w:color w:val="6E6E68"/>
+                <w:color w:val="6E7276"/>
                 <w:spacing w:val="20"/>
                 <w:sz w:val="14"/>
                 <w:szCs w:val="14"/>
@@ -2720,7 +2434,6 @@
                 <w:b/>
                 <w:bCs/>
                 <w:caps/>
-                <w:color w:val="C20009"/>
                 <w:spacing w:val="26"/>
                 <w:sz w:val="14"/>
                 <w:szCs w:val="14"/>
@@ -2730,7 +2443,7 @@
             <w:r>
               <w:rPr>
                 <w:caps/>
-                <w:color w:val="6E6E68"/>
+                <w:color w:val="6E7276"/>
                 <w:spacing w:val="20"/>
                 <w:sz w:val="14"/>
                 <w:szCs w:val="14"/>
@@ -2741,7 +2454,7 @@
             <w:r>
               <w:rPr>
                 <w:caps/>
-                <w:color w:val="6E6E68"/>
+                <w:color w:val="6E7276"/>
                 <w:spacing w:val="20"/>
                 <w:sz w:val="14"/>
                 <w:szCs w:val="14"/>
@@ -2791,7 +2504,6 @@
                 <w:b/>
                 <w:bCs/>
                 <w:caps/>
-                <w:color w:val="C20009"/>
                 <w:spacing w:val="26"/>
                 <w:sz w:val="14"/>
                 <w:szCs w:val="14"/>
@@ -2801,7 +2513,7 @@
             <w:r>
               <w:rPr>
                 <w:caps/>
-                <w:color w:val="6E6E68"/>
+                <w:color w:val="6E7276"/>
                 <w:spacing w:val="20"/>
                 <w:sz w:val="14"/>
                 <w:szCs w:val="14"/>
@@ -2812,7 +2524,7 @@
             <w:r>
               <w:rPr>
                 <w:caps/>
-                <w:color w:val="6E6E68"/>
+                <w:color w:val="6E7276"/>
                 <w:spacing w:val="20"/>
                 <w:sz w:val="14"/>
                 <w:szCs w:val="14"/>
@@ -2830,7 +2542,7 @@
           </w:tblCellMar>
         </w:tblPrEx>
         <w:trPr>
-          <w:trHeight w:val="300"/>
+          <w:trHeight w:val="400"/>
         </w:trPr>
         <w:tc>
           <w:tcPr>
@@ -2838,7 +2550,7 @@
             <w:tcBorders>
               <w:top w:val="none" w:sz="0" w:space="0" w:color="FFFFFF"/>
               <w:left w:val="none" w:sz="0" w:space="0" w:color="FFFFFF"/>
-              <w:bottom w:val="single" w:sz="8" w:space="0" w:color="8A8884"/>
+              <w:bottom w:val="single" w:sz="8" w:space="0" w:color="2C3134"/>
               <w:right w:val="none" w:sz="0" w:space="0" w:color="FFFFFF"/>
             </w:tcBorders>
             <w:tcMar>
@@ -2874,7 +2586,7 @@
             <w:tcBorders>
               <w:top w:val="none" w:sz="0" w:space="0" w:color="FFFFFF"/>
               <w:left w:val="none" w:sz="0" w:space="0" w:color="FFFFFF"/>
-              <w:bottom w:val="single" w:sz="8" w:space="0" w:color="8A8884"/>
+              <w:bottom w:val="single" w:sz="8" w:space="0" w:color="2C3134"/>
               <w:right w:val="none" w:sz="0" w:space="0" w:color="FFFFFF"/>
             </w:tcBorders>
             <w:tcMar>
@@ -2910,7 +2622,7 @@
             <w:tcBorders>
               <w:top w:val="none" w:sz="0" w:space="0" w:color="FFFFFF"/>
               <w:left w:val="none" w:sz="0" w:space="0" w:color="FFFFFF"/>
-              <w:bottom w:val="single" w:sz="8" w:space="0" w:color="8A8884"/>
+              <w:bottom w:val="single" w:sz="8" w:space="0" w:color="2C3134"/>
               <w:right w:val="none" w:sz="0" w:space="0" w:color="FFFFFF"/>
             </w:tcBorders>
             <w:tcMar>
@@ -2926,7 +2638,7 @@
     </w:tbl>
     <w:p>
       <w:pPr>
-        <w:spacing w:line="80" w:lineRule="exact"/>
+        <w:spacing w:line="240" w:lineRule="exact"/>
       </w:pPr>
     </w:p>
     <w:tbl>
@@ -2947,8 +2659,12 @@
         <w:tblLook w:val="0000" w:firstRow="0" w:lastRow="0" w:firstColumn="0" w:lastColumn="0" w:noHBand="0" w:noVBand="0"/>
       </w:tblPr>
       <w:tblGrid>
-        <w:gridCol w:w="2100"/>
-        <w:gridCol w:w="8566"/>
+        <w:gridCol w:w="1750"/>
+        <w:gridCol w:w="5066"/>
+        <w:gridCol w:w="900"/>
+        <w:gridCol w:w="900"/>
+        <w:gridCol w:w="950"/>
+        <w:gridCol w:w="1100"/>
       </w:tblGrid>
       <w:tr>
         <w:tblPrEx>
@@ -2958,67 +2674,287 @@
           </w:tblCellMar>
         </w:tblPrEx>
         <w:trPr>
-          <w:trHeight w:val="400"/>
+          <w:trHeight w:val="300"/>
         </w:trPr>
         <w:tc>
           <w:tcPr>
-            <w:tcW w:w="2100" w:type="dxa"/>
-            <w:tcBorders>
-              <w:top w:val="none" w:sz="0" w:space="0" w:color="FFFFFF"/>
-              <w:left w:val="none" w:sz="0" w:space="0" w:color="FFFFFF"/>
-              <w:bottom w:val="none" w:sz="0" w:space="0" w:color="FFFFFF"/>
-              <w:right w:val="none" w:sz="0" w:space="0" w:color="FFFFFF"/>
-            </w:tcBorders>
-            <w:shd w:val="clear" w:color="auto" w:fill="F1F0ED"/>
-            <w:tcMar>
-              <w:top w:w="90" w:type="dxa"/>
-              <w:left w:w="150" w:type="dxa"/>
-              <w:bottom w:w="90" w:type="dxa"/>
-              <w:right w:w="100" w:type="dxa"/>
-            </w:tcMar>
-            <w:vAlign w:val="center"/>
-          </w:tcPr>
-          <w:p>
-            <w:r>
-              <w:rPr>
-                <w:b/>
-                <w:bCs/>
-                <w:caps/>
-                <w:color w:val="C20009"/>
-                <w:spacing w:val="18"/>
-                <w:sz w:val="17"/>
-                <w:szCs w:val="17"/>
-              </w:rPr>
-              <w:t>Team 1</w:t>
-            </w:r>
-            <w:r>
-              <w:rPr>
-                <w:color w:val="6E6E68"/>
-                <w:sz w:val="13"/>
-                <w:szCs w:val="13"/>
-              </w:rPr>
-              <w:t xml:space="preserve"> / Team 1</w:t>
-            </w:r>
-          </w:p>
-        </w:tc>
-        <w:tc>
-          <w:tcPr>
-            <w:tcW w:w="8566" w:type="dxa"/>
-            <w:tcBorders>
-              <w:top w:val="none" w:sz="0" w:space="0" w:color="FFFFFF"/>
-              <w:left w:val="none" w:sz="0" w:space="0" w:color="FFFFFF"/>
-              <w:bottom w:val="single" w:sz="8" w:space="0" w:color="8A8884"/>
-              <w:right w:val="none" w:sz="0" w:space="0" w:color="FFFFFF"/>
-            </w:tcBorders>
-            <w:tcMar>
-              <w:top w:w="90" w:type="dxa"/>
-              <w:left w:w="150" w:type="dxa"/>
-              <w:bottom w:w="40" w:type="dxa"/>
-              <w:right w:w="100" w:type="dxa"/>
-            </w:tcMar>
-            <w:vAlign w:val="center"/>
-          </w:tcPr>
-          <w:p/>
+            <w:tcW w:w="1750" w:type="dxa"/>
+            <w:tcBorders>
+              <w:top w:val="single" w:sz="4" w:space="0" w:color="2C3134"/>
+              <w:left w:val="single" w:sz="4" w:space="0" w:color="2C3134"/>
+              <w:bottom w:val="single" w:sz="4" w:space="0" w:color="2C3134"/>
+              <w:right w:val="single" w:sz="4" w:space="0" w:color="2C3134"/>
+            </w:tcBorders>
+            <w:shd w:val="clear" w:color="auto" w:fill="E3EDEC"/>
+            <w:tcMar>
+              <w:top w:w="70" w:type="dxa"/>
+              <w:left w:w="110" w:type="dxa"/>
+              <w:bottom w:w="70" w:type="dxa"/>
+              <w:right w:w="110" w:type="dxa"/>
+            </w:tcMar>
+            <w:vAlign w:val="center"/>
+          </w:tcPr>
+          <w:p>
+            <w:pPr>
+              <w:spacing w:line="200" w:lineRule="auto"/>
+            </w:pPr>
+          </w:p>
+        </w:tc>
+        <w:tc>
+          <w:tcPr>
+            <w:tcW w:w="5066" w:type="dxa"/>
+            <w:tcBorders>
+              <w:top w:val="single" w:sz="4" w:space="0" w:color="2C3134"/>
+              <w:left w:val="single" w:sz="4" w:space="0" w:color="2C3134"/>
+              <w:bottom w:val="single" w:sz="4" w:space="0" w:color="2C3134"/>
+              <w:right w:val="single" w:sz="4" w:space="0" w:color="2C3134"/>
+            </w:tcBorders>
+            <w:shd w:val="clear" w:color="auto" w:fill="E3EDEC"/>
+            <w:tcMar>
+              <w:top w:w="70" w:type="dxa"/>
+              <w:left w:w="110" w:type="dxa"/>
+              <w:bottom w:w="70" w:type="dxa"/>
+              <w:right w:w="110" w:type="dxa"/>
+            </w:tcMar>
+            <w:vAlign w:val="center"/>
+          </w:tcPr>
+          <w:p>
+            <w:pPr>
+              <w:spacing w:line="200" w:lineRule="auto"/>
+            </w:pPr>
+            <w:proofErr w:type="gramStart"/>
+            <w:r>
+              <w:rPr>
+                <w:b/>
+                <w:bCs/>
+                <w:caps/>
+                <w:spacing w:val="24"/>
+                <w:sz w:val="15"/>
+                <w:szCs w:val="15"/>
+              </w:rPr>
+              <w:t>Spieler  /</w:t>
+            </w:r>
+            <w:proofErr w:type="gramEnd"/>
+            <w:r>
+              <w:rPr>
+                <w:b/>
+                <w:bCs/>
+                <w:caps/>
+                <w:spacing w:val="24"/>
+                <w:sz w:val="15"/>
+                <w:szCs w:val="15"/>
+              </w:rPr>
+              <w:t xml:space="preserve">  Players</w:t>
+            </w:r>
+          </w:p>
+        </w:tc>
+        <w:tc>
+          <w:tcPr>
+            <w:tcW w:w="900" w:type="dxa"/>
+            <w:tcBorders>
+              <w:top w:val="single" w:sz="4" w:space="0" w:color="2C3134"/>
+              <w:left w:val="single" w:sz="4" w:space="0" w:color="2C3134"/>
+              <w:bottom w:val="single" w:sz="4" w:space="0" w:color="2C3134"/>
+              <w:right w:val="single" w:sz="4" w:space="0" w:color="2C3134"/>
+            </w:tcBorders>
+            <w:shd w:val="clear" w:color="auto" w:fill="E3EDEC"/>
+            <w:tcMar>
+              <w:top w:w="70" w:type="dxa"/>
+              <w:left w:w="110" w:type="dxa"/>
+              <w:bottom w:w="70" w:type="dxa"/>
+              <w:right w:w="110" w:type="dxa"/>
+            </w:tcMar>
+            <w:vAlign w:val="center"/>
+          </w:tcPr>
+          <w:p>
+            <w:pPr>
+              <w:spacing w:line="200" w:lineRule="auto"/>
+              <w:jc w:val="center"/>
+            </w:pPr>
+            <w:r>
+              <w:rPr>
+                <w:b/>
+                <w:bCs/>
+                <w:caps/>
+                <w:spacing w:val="24"/>
+                <w:sz w:val="15"/>
+                <w:szCs w:val="15"/>
+              </w:rPr>
+              <w:t>Satz 1</w:t>
+            </w:r>
+          </w:p>
+          <w:p>
+            <w:pPr>
+              <w:spacing w:before="10" w:line="200" w:lineRule="auto"/>
+              <w:jc w:val="center"/>
+            </w:pPr>
+            <w:r>
+              <w:rPr>
+                <w:caps/>
+                <w:color w:val="6E7276"/>
+                <w:spacing w:val="16"/>
+                <w:sz w:val="12"/>
+                <w:szCs w:val="12"/>
+              </w:rPr>
+              <w:t>Game 1</w:t>
+            </w:r>
+          </w:p>
+        </w:tc>
+        <w:tc>
+          <w:tcPr>
+            <w:tcW w:w="900" w:type="dxa"/>
+            <w:tcBorders>
+              <w:top w:val="single" w:sz="4" w:space="0" w:color="2C3134"/>
+              <w:left w:val="single" w:sz="4" w:space="0" w:color="2C3134"/>
+              <w:bottom w:val="single" w:sz="4" w:space="0" w:color="2C3134"/>
+              <w:right w:val="single" w:sz="4" w:space="0" w:color="2C3134"/>
+            </w:tcBorders>
+            <w:shd w:val="clear" w:color="auto" w:fill="E3EDEC"/>
+            <w:tcMar>
+              <w:top w:w="70" w:type="dxa"/>
+              <w:left w:w="110" w:type="dxa"/>
+              <w:bottom w:w="70" w:type="dxa"/>
+              <w:right w:w="110" w:type="dxa"/>
+            </w:tcMar>
+            <w:vAlign w:val="center"/>
+          </w:tcPr>
+          <w:p>
+            <w:pPr>
+              <w:spacing w:line="200" w:lineRule="auto"/>
+              <w:jc w:val="center"/>
+            </w:pPr>
+            <w:r>
+              <w:rPr>
+                <w:b/>
+                <w:bCs/>
+                <w:caps/>
+                <w:spacing w:val="24"/>
+                <w:sz w:val="15"/>
+                <w:szCs w:val="15"/>
+              </w:rPr>
+              <w:t>Satz 2</w:t>
+            </w:r>
+          </w:p>
+          <w:p>
+            <w:pPr>
+              <w:spacing w:before="10" w:line="200" w:lineRule="auto"/>
+              <w:jc w:val="center"/>
+            </w:pPr>
+            <w:r>
+              <w:rPr>
+                <w:caps/>
+                <w:color w:val="6E7276"/>
+                <w:spacing w:val="16"/>
+                <w:sz w:val="12"/>
+                <w:szCs w:val="12"/>
+              </w:rPr>
+              <w:t>Game 2</w:t>
+            </w:r>
+          </w:p>
+        </w:tc>
+        <w:tc>
+          <w:tcPr>
+            <w:tcW w:w="950" w:type="dxa"/>
+            <w:tcBorders>
+              <w:top w:val="single" w:sz="4" w:space="0" w:color="2C3134"/>
+              <w:left w:val="single" w:sz="4" w:space="0" w:color="2C3134"/>
+              <w:bottom w:val="single" w:sz="4" w:space="0" w:color="2C3134"/>
+              <w:right w:val="single" w:sz="4" w:space="0" w:color="2C3134"/>
+            </w:tcBorders>
+            <w:shd w:val="clear" w:color="auto" w:fill="E3EDEC"/>
+            <w:tcMar>
+              <w:top w:w="70" w:type="dxa"/>
+              <w:left w:w="110" w:type="dxa"/>
+              <w:bottom w:w="70" w:type="dxa"/>
+              <w:right w:w="110" w:type="dxa"/>
+            </w:tcMar>
+            <w:vAlign w:val="center"/>
+          </w:tcPr>
+          <w:p>
+            <w:pPr>
+              <w:spacing w:line="200" w:lineRule="auto"/>
+              <w:jc w:val="center"/>
+            </w:pPr>
+            <w:r>
+              <w:rPr>
+                <w:b/>
+                <w:bCs/>
+                <w:caps/>
+                <w:spacing w:val="24"/>
+                <w:sz w:val="15"/>
+                <w:szCs w:val="15"/>
+              </w:rPr>
+              <w:t>Satz 3</w:t>
+            </w:r>
+          </w:p>
+          <w:p>
+            <w:pPr>
+              <w:spacing w:before="10" w:line="200" w:lineRule="auto"/>
+              <w:jc w:val="center"/>
+            </w:pPr>
+            <w:r>
+              <w:rPr>
+                <w:caps/>
+                <w:color w:val="6E7276"/>
+                <w:spacing w:val="16"/>
+                <w:sz w:val="12"/>
+                <w:szCs w:val="12"/>
+              </w:rPr>
+              <w:t>Game 3</w:t>
+            </w:r>
+          </w:p>
+        </w:tc>
+        <w:tc>
+          <w:tcPr>
+            <w:tcW w:w="1100" w:type="dxa"/>
+            <w:tcBorders>
+              <w:top w:val="single" w:sz="4" w:space="0" w:color="2C3134"/>
+              <w:left w:val="single" w:sz="4" w:space="0" w:color="2C3134"/>
+              <w:bottom w:val="single" w:sz="4" w:space="0" w:color="2C3134"/>
+              <w:right w:val="single" w:sz="4" w:space="0" w:color="2C3134"/>
+            </w:tcBorders>
+            <w:shd w:val="clear" w:color="auto" w:fill="E3EDEC"/>
+            <w:tcMar>
+              <w:top w:w="70" w:type="dxa"/>
+              <w:left w:w="110" w:type="dxa"/>
+              <w:bottom w:w="70" w:type="dxa"/>
+              <w:right w:w="110" w:type="dxa"/>
+            </w:tcMar>
+            <w:vAlign w:val="center"/>
+          </w:tcPr>
+          <w:p>
+            <w:pPr>
+              <w:spacing w:line="200" w:lineRule="auto"/>
+              <w:jc w:val="center"/>
+            </w:pPr>
+            <w:r>
+              <w:rPr>
+                <w:b/>
+                <w:bCs/>
+                <w:caps/>
+                <w:spacing w:val="24"/>
+                <w:sz w:val="15"/>
+                <w:szCs w:val="15"/>
+              </w:rPr>
+              <w:t>Sieger</w:t>
+            </w:r>
+          </w:p>
+          <w:p>
+            <w:pPr>
+              <w:spacing w:before="10" w:line="200" w:lineRule="auto"/>
+              <w:jc w:val="center"/>
+            </w:pPr>
+            <w:r>
+              <w:rPr>
+                <w:caps/>
+                <w:color w:val="6E7276"/>
+                <w:spacing w:val="16"/>
+                <w:sz w:val="12"/>
+                <w:szCs w:val="12"/>
+              </w:rPr>
+              <w:t>Winner</w:t>
+            </w:r>
+          </w:p>
         </w:tc>
       </w:tr>
       <w:tr>
@@ -3029,22 +2965,22 @@
           </w:tblCellMar>
         </w:tblPrEx>
         <w:trPr>
-          <w:trHeight w:val="400"/>
+          <w:trHeight w:val="1050"/>
         </w:trPr>
         <w:tc>
           <w:tcPr>
-            <w:tcW w:w="2100" w:type="dxa"/>
-            <w:tcBorders>
-              <w:top w:val="none" w:sz="0" w:space="0" w:color="FFFFFF"/>
-              <w:left w:val="none" w:sz="0" w:space="0" w:color="FFFFFF"/>
-              <w:bottom w:val="none" w:sz="0" w:space="0" w:color="FFFFFF"/>
-              <w:right w:val="none" w:sz="0" w:space="0" w:color="FFFFFF"/>
-            </w:tcBorders>
-            <w:shd w:val="clear" w:color="auto" w:fill="F1F0ED"/>
-            <w:tcMar>
-              <w:top w:w="90" w:type="dxa"/>
+            <w:tcW w:w="1750" w:type="dxa"/>
+            <w:tcBorders>
+              <w:top w:val="single" w:sz="4" w:space="0" w:color="2C3134"/>
+              <w:left w:val="single" w:sz="4" w:space="0" w:color="2C3134"/>
+              <w:bottom w:val="single" w:sz="4" w:space="0" w:color="2C3134"/>
+              <w:right w:val="single" w:sz="4" w:space="0" w:color="2C3134"/>
+            </w:tcBorders>
+            <w:shd w:val="clear" w:color="auto" w:fill="F3F1EC"/>
+            <w:tcMar>
+              <w:top w:w="80" w:type="dxa"/>
               <w:left w:w="150" w:type="dxa"/>
-              <w:bottom w:w="90" w:type="dxa"/>
+              <w:bottom w:w="80" w:type="dxa"/>
               <w:right w:w="100" w:type="dxa"/>
             </w:tcMar>
             <w:vAlign w:val="center"/>
@@ -3055,92 +2991,287 @@
                 <w:b/>
                 <w:bCs/>
                 <w:caps/>
-                <w:color w:val="C20009"/>
                 <w:spacing w:val="18"/>
-                <w:sz w:val="17"/>
-                <w:szCs w:val="17"/>
+                <w:sz w:val="19"/>
+                <w:szCs w:val="19"/>
+              </w:rPr>
+              <w:t>Team 1</w:t>
+            </w:r>
+          </w:p>
+        </w:tc>
+        <w:tc>
+          <w:tcPr>
+            <w:tcW w:w="5066" w:type="dxa"/>
+            <w:tcBorders>
+              <w:top w:val="single" w:sz="4" w:space="0" w:color="2C3134"/>
+              <w:left w:val="single" w:sz="4" w:space="0" w:color="2C3134"/>
+              <w:bottom w:val="single" w:sz="4" w:space="0" w:color="2C3134"/>
+              <w:right w:val="single" w:sz="4" w:space="0" w:color="2C3134"/>
+            </w:tcBorders>
+            <w:tcMar>
+              <w:top w:w="80" w:type="dxa"/>
+              <w:left w:w="150" w:type="dxa"/>
+              <w:bottom w:w="80" w:type="dxa"/>
+              <w:right w:w="120" w:type="dxa"/>
+            </w:tcMar>
+            <w:vAlign w:val="center"/>
+          </w:tcPr>
+          <w:p/>
+        </w:tc>
+        <w:tc>
+          <w:tcPr>
+            <w:tcW w:w="900" w:type="dxa"/>
+            <w:tcBorders>
+              <w:top w:val="single" w:sz="4" w:space="0" w:color="2C3134"/>
+              <w:left w:val="single" w:sz="4" w:space="0" w:color="2C3134"/>
+              <w:bottom w:val="single" w:sz="4" w:space="0" w:color="2C3134"/>
+              <w:right w:val="single" w:sz="4" w:space="0" w:color="2C3134"/>
+            </w:tcBorders>
+            <w:tcMar>
+              <w:top w:w="60" w:type="dxa"/>
+              <w:left w:w="60" w:type="dxa"/>
+              <w:bottom w:w="60" w:type="dxa"/>
+              <w:right w:w="60" w:type="dxa"/>
+            </w:tcMar>
+            <w:vAlign w:val="center"/>
+          </w:tcPr>
+          <w:p>
+            <w:pPr>
+              <w:jc w:val="center"/>
+            </w:pPr>
+          </w:p>
+        </w:tc>
+        <w:tc>
+          <w:tcPr>
+            <w:tcW w:w="900" w:type="dxa"/>
+            <w:tcBorders>
+              <w:top w:val="single" w:sz="4" w:space="0" w:color="2C3134"/>
+              <w:left w:val="single" w:sz="4" w:space="0" w:color="2C3134"/>
+              <w:bottom w:val="single" w:sz="4" w:space="0" w:color="2C3134"/>
+              <w:right w:val="single" w:sz="4" w:space="0" w:color="2C3134"/>
+            </w:tcBorders>
+            <w:tcMar>
+              <w:top w:w="60" w:type="dxa"/>
+              <w:left w:w="60" w:type="dxa"/>
+              <w:bottom w:w="60" w:type="dxa"/>
+              <w:right w:w="60" w:type="dxa"/>
+            </w:tcMar>
+            <w:vAlign w:val="center"/>
+          </w:tcPr>
+          <w:p>
+            <w:pPr>
+              <w:jc w:val="center"/>
+            </w:pPr>
+          </w:p>
+        </w:tc>
+        <w:tc>
+          <w:tcPr>
+            <w:tcW w:w="950" w:type="dxa"/>
+            <w:tcBorders>
+              <w:top w:val="single" w:sz="4" w:space="0" w:color="2C3134"/>
+              <w:left w:val="single" w:sz="4" w:space="0" w:color="2C3134"/>
+              <w:bottom w:val="single" w:sz="4" w:space="0" w:color="2C3134"/>
+              <w:right w:val="single" w:sz="4" w:space="0" w:color="2C3134"/>
+            </w:tcBorders>
+            <w:tcMar>
+              <w:top w:w="60" w:type="dxa"/>
+              <w:left w:w="60" w:type="dxa"/>
+              <w:bottom w:w="60" w:type="dxa"/>
+              <w:right w:w="60" w:type="dxa"/>
+            </w:tcMar>
+            <w:vAlign w:val="center"/>
+          </w:tcPr>
+          <w:p>
+            <w:pPr>
+              <w:jc w:val="center"/>
+            </w:pPr>
+          </w:p>
+        </w:tc>
+        <w:tc>
+          <w:tcPr>
+            <w:tcW w:w="1100" w:type="dxa"/>
+            <w:tcBorders>
+              <w:top w:val="single" w:sz="4" w:space="0" w:color="2C3134"/>
+              <w:left w:val="single" w:sz="4" w:space="0" w:color="2C3134"/>
+              <w:bottom w:val="single" w:sz="4" w:space="0" w:color="2C3134"/>
+              <w:right w:val="single" w:sz="4" w:space="0" w:color="2C3134"/>
+            </w:tcBorders>
+            <w:shd w:val="clear" w:color="auto" w:fill="E3EDEC"/>
+            <w:tcMar>
+              <w:top w:w="60" w:type="dxa"/>
+              <w:left w:w="60" w:type="dxa"/>
+              <w:bottom w:w="60" w:type="dxa"/>
+              <w:right w:w="60" w:type="dxa"/>
+            </w:tcMar>
+            <w:vAlign w:val="center"/>
+          </w:tcPr>
+          <w:p>
+            <w:pPr>
+              <w:jc w:val="center"/>
+            </w:pPr>
+          </w:p>
+        </w:tc>
+      </w:tr>
+      <w:tr>
+        <w:tblPrEx>
+          <w:tblCellMar>
+            <w:top w:w="0" w:type="dxa"/>
+            <w:bottom w:w="0" w:type="dxa"/>
+          </w:tblCellMar>
+        </w:tblPrEx>
+        <w:trPr>
+          <w:trHeight w:val="1050"/>
+        </w:trPr>
+        <w:tc>
+          <w:tcPr>
+            <w:tcW w:w="1750" w:type="dxa"/>
+            <w:tcBorders>
+              <w:top w:val="single" w:sz="4" w:space="0" w:color="2C3134"/>
+              <w:left w:val="single" w:sz="4" w:space="0" w:color="2C3134"/>
+              <w:bottom w:val="single" w:sz="4" w:space="0" w:color="2C3134"/>
+              <w:right w:val="single" w:sz="4" w:space="0" w:color="2C3134"/>
+            </w:tcBorders>
+            <w:shd w:val="clear" w:color="auto" w:fill="F3F1EC"/>
+            <w:tcMar>
+              <w:top w:w="80" w:type="dxa"/>
+              <w:left w:w="150" w:type="dxa"/>
+              <w:bottom w:w="80" w:type="dxa"/>
+              <w:right w:w="100" w:type="dxa"/>
+            </w:tcMar>
+            <w:vAlign w:val="center"/>
+          </w:tcPr>
+          <w:p>
+            <w:r>
+              <w:rPr>
+                <w:b/>
+                <w:bCs/>
+                <w:caps/>
+                <w:spacing w:val="18"/>
+                <w:sz w:val="19"/>
+                <w:szCs w:val="19"/>
               </w:rPr>
               <w:t>Team 2</w:t>
             </w:r>
-            <w:r>
-              <w:rPr>
-                <w:color w:val="6E6E68"/>
-                <w:sz w:val="13"/>
-                <w:szCs w:val="13"/>
-              </w:rPr>
-              <w:t xml:space="preserve"> / Team 2</w:t>
-            </w:r>
-          </w:p>
-        </w:tc>
-        <w:tc>
-          <w:tcPr>
-            <w:tcW w:w="8566" w:type="dxa"/>
-            <w:tcBorders>
-              <w:top w:val="none" w:sz="0" w:space="0" w:color="FFFFFF"/>
-              <w:left w:val="none" w:sz="0" w:space="0" w:color="FFFFFF"/>
-              <w:bottom w:val="single" w:sz="8" w:space="0" w:color="8A8884"/>
-              <w:right w:val="none" w:sz="0" w:space="0" w:color="FFFFFF"/>
-            </w:tcBorders>
-            <w:tcMar>
-              <w:top w:w="90" w:type="dxa"/>
+          </w:p>
+        </w:tc>
+        <w:tc>
+          <w:tcPr>
+            <w:tcW w:w="5066" w:type="dxa"/>
+            <w:tcBorders>
+              <w:top w:val="single" w:sz="4" w:space="0" w:color="2C3134"/>
+              <w:left w:val="single" w:sz="4" w:space="0" w:color="2C3134"/>
+              <w:bottom w:val="single" w:sz="4" w:space="0" w:color="2C3134"/>
+              <w:right w:val="single" w:sz="4" w:space="0" w:color="2C3134"/>
+            </w:tcBorders>
+            <w:tcMar>
+              <w:top w:w="80" w:type="dxa"/>
               <w:left w:w="150" w:type="dxa"/>
-              <w:bottom w:w="40" w:type="dxa"/>
-              <w:right w:w="100" w:type="dxa"/>
+              <w:bottom w:w="80" w:type="dxa"/>
+              <w:right w:w="120" w:type="dxa"/>
             </w:tcMar>
             <w:vAlign w:val="center"/>
           </w:tcPr>
           <w:p/>
+        </w:tc>
+        <w:tc>
+          <w:tcPr>
+            <w:tcW w:w="900" w:type="dxa"/>
+            <w:tcBorders>
+              <w:top w:val="single" w:sz="4" w:space="0" w:color="2C3134"/>
+              <w:left w:val="single" w:sz="4" w:space="0" w:color="2C3134"/>
+              <w:bottom w:val="single" w:sz="4" w:space="0" w:color="2C3134"/>
+              <w:right w:val="single" w:sz="4" w:space="0" w:color="2C3134"/>
+            </w:tcBorders>
+            <w:tcMar>
+              <w:top w:w="60" w:type="dxa"/>
+              <w:left w:w="60" w:type="dxa"/>
+              <w:bottom w:w="60" w:type="dxa"/>
+              <w:right w:w="60" w:type="dxa"/>
+            </w:tcMar>
+            <w:vAlign w:val="center"/>
+          </w:tcPr>
+          <w:p>
+            <w:pPr>
+              <w:jc w:val="center"/>
+            </w:pPr>
+          </w:p>
+        </w:tc>
+        <w:tc>
+          <w:tcPr>
+            <w:tcW w:w="900" w:type="dxa"/>
+            <w:tcBorders>
+              <w:top w:val="single" w:sz="4" w:space="0" w:color="2C3134"/>
+              <w:left w:val="single" w:sz="4" w:space="0" w:color="2C3134"/>
+              <w:bottom w:val="single" w:sz="4" w:space="0" w:color="2C3134"/>
+              <w:right w:val="single" w:sz="4" w:space="0" w:color="2C3134"/>
+            </w:tcBorders>
+            <w:tcMar>
+              <w:top w:w="60" w:type="dxa"/>
+              <w:left w:w="60" w:type="dxa"/>
+              <w:bottom w:w="60" w:type="dxa"/>
+              <w:right w:w="60" w:type="dxa"/>
+            </w:tcMar>
+            <w:vAlign w:val="center"/>
+          </w:tcPr>
+          <w:p>
+            <w:pPr>
+              <w:jc w:val="center"/>
+            </w:pPr>
+          </w:p>
+        </w:tc>
+        <w:tc>
+          <w:tcPr>
+            <w:tcW w:w="950" w:type="dxa"/>
+            <w:tcBorders>
+              <w:top w:val="single" w:sz="4" w:space="0" w:color="2C3134"/>
+              <w:left w:val="single" w:sz="4" w:space="0" w:color="2C3134"/>
+              <w:bottom w:val="single" w:sz="4" w:space="0" w:color="2C3134"/>
+              <w:right w:val="single" w:sz="4" w:space="0" w:color="2C3134"/>
+            </w:tcBorders>
+            <w:tcMar>
+              <w:top w:w="60" w:type="dxa"/>
+              <w:left w:w="60" w:type="dxa"/>
+              <w:bottom w:w="60" w:type="dxa"/>
+              <w:right w:w="60" w:type="dxa"/>
+            </w:tcMar>
+            <w:vAlign w:val="center"/>
+          </w:tcPr>
+          <w:p>
+            <w:pPr>
+              <w:jc w:val="center"/>
+            </w:pPr>
+          </w:p>
+        </w:tc>
+        <w:tc>
+          <w:tcPr>
+            <w:tcW w:w="1100" w:type="dxa"/>
+            <w:tcBorders>
+              <w:top w:val="single" w:sz="4" w:space="0" w:color="2C3134"/>
+              <w:left w:val="single" w:sz="4" w:space="0" w:color="2C3134"/>
+              <w:bottom w:val="single" w:sz="4" w:space="0" w:color="2C3134"/>
+              <w:right w:val="single" w:sz="4" w:space="0" w:color="2C3134"/>
+            </w:tcBorders>
+            <w:shd w:val="clear" w:color="auto" w:fill="E3EDEC"/>
+            <w:tcMar>
+              <w:top w:w="60" w:type="dxa"/>
+              <w:left w:w="60" w:type="dxa"/>
+              <w:bottom w:w="60" w:type="dxa"/>
+              <w:right w:w="60" w:type="dxa"/>
+            </w:tcMar>
+            <w:vAlign w:val="center"/>
+          </w:tcPr>
+          <w:p>
+            <w:pPr>
+              <w:jc w:val="center"/>
+            </w:pPr>
+          </w:p>
         </w:tc>
       </w:tr>
     </w:tbl>
     <w:p>
       <w:pPr>
-        <w:spacing w:before="20" w:after="20"/>
-        <w:jc w:val="center"/>
+        <w:spacing w:line="240" w:lineRule="exact"/>
       </w:pPr>
-      <w:r>
-        <w:rPr>
-          <w:noProof/>
-        </w:rPr>
-        <w:drawing>
-          <wp:inline distT="0" distB="0" distL="0" distR="0" wp14:anchorId="6B32F78D" wp14:editId="1D4FD7EF">
-            <wp:extent cx="3143250" cy="180975"/>
-            <wp:effectExtent l="0" t="0" r="0" b="0"/>
-            <wp:docPr id="1740025193" name="Picture 1740025193"/>
-            <wp:cNvGraphicFramePr>
-              <a:graphicFrameLocks xmlns:a="http://schemas.openxmlformats.org/drawingml/2006/main" noChangeAspect="1"/>
-            </wp:cNvGraphicFramePr>
-            <a:graphic xmlns:a="http://schemas.openxmlformats.org/drawingml/2006/main">
-              <a:graphicData uri="http://schemas.openxmlformats.org/drawingml/2006/picture">
-                <pic:pic xmlns:pic="http://schemas.openxmlformats.org/drawingml/2006/picture">
-                  <pic:nvPicPr>
-                    <pic:cNvPr id="0" name=""/>
-                    <pic:cNvPicPr>
-                      <a:picLocks noChangeAspect="1" noChangeArrowheads="1"/>
-                    </pic:cNvPicPr>
-                  </pic:nvPicPr>
-                  <pic:blipFill>
-                    <a:blip r:embed="rId6"/>
-                    <a:srcRect/>
-                    <a:stretch>
-                      <a:fillRect/>
-                    </a:stretch>
-                  </pic:blipFill>
-                  <pic:spPr bwMode="auto">
-                    <a:xfrm>
-                      <a:off x="0" y="0"/>
-                      <a:ext cx="3143250" cy="180975"/>
-                    </a:xfrm>
-                    <a:prstGeom prst="rect">
-                      <a:avLst/>
-                    </a:prstGeom>
-                  </pic:spPr>
-                </pic:pic>
-              </a:graphicData>
-            </a:graphic>
-          </wp:inline>
-        </w:drawing>
-      </w:r>
     </w:p>
     <w:tbl>
       <w:tblPr>
@@ -3160,10 +3291,9 @@
         <w:tblLook w:val="0000" w:firstRow="0" w:lastRow="0" w:firstColumn="0" w:lastColumn="0" w:noHBand="0" w:noVBand="0"/>
       </w:tblPr>
       <w:tblGrid>
-        <w:gridCol w:w="2100"/>
-        <w:gridCol w:w="3300"/>
-        <w:gridCol w:w="3300"/>
-        <w:gridCol w:w="1966"/>
+        <w:gridCol w:w="560"/>
+        <w:gridCol w:w="8606"/>
+        <w:gridCol w:w="1500"/>
       </w:tblGrid>
       <w:tr>
         <w:tblPrEx>
@@ -3172,24 +3302,21 @@
             <w:bottom w:w="0" w:type="dxa"/>
           </w:tblCellMar>
         </w:tblPrEx>
-        <w:trPr>
-          <w:trHeight w:val="300"/>
-        </w:trPr>
-        <w:tc>
-          <w:tcPr>
-            <w:tcW w:w="0" w:type="dxa"/>
-            <w:tcBorders>
-              <w:top w:val="single" w:sz="8" w:space="0" w:color="C20009"/>
-              <w:left w:val="none" w:sz="0" w:space="0" w:color="FFFFFF"/>
-              <w:bottom w:val="single" w:sz="8" w:space="0" w:color="99000A"/>
+        <w:tc>
+          <w:tcPr>
+            <w:tcW w:w="560" w:type="dxa"/>
+            <w:tcBorders>
+              <w:top w:val="none" w:sz="0" w:space="0" w:color="FFFFFF"/>
+              <w:left w:val="single" w:sz="20" w:space="0" w:color="2C5F63"/>
+              <w:bottom w:val="none" w:sz="0" w:space="0" w:color="FFFFFF"/>
               <w:right w:val="none" w:sz="0" w:space="0" w:color="FFFFFF"/>
             </w:tcBorders>
-            <w:shd w:val="clear" w:color="auto" w:fill="C20009"/>
-            <w:tcMar>
-              <w:top w:w="80" w:type="dxa"/>
-              <w:left w:w="100" w:type="dxa"/>
-              <w:bottom w:w="80" w:type="dxa"/>
-              <w:right w:w="100" w:type="dxa"/>
+            <w:shd w:val="clear" w:color="auto" w:fill="EDF3F2"/>
+            <w:tcMar>
+              <w:top w:w="90" w:type="dxa"/>
+              <w:left w:w="120" w:type="dxa"/>
+              <w:bottom w:w="90" w:type="dxa"/>
+              <w:right w:w="0" w:type="dxa"/>
             </w:tcMar>
             <w:vAlign w:val="center"/>
           </w:tcPr>
@@ -3197,141 +3324,241 @@
             <w:pPr>
               <w:jc w:val="center"/>
             </w:pPr>
-            <w:proofErr w:type="gramStart"/>
-            <w:r>
-              <w:rPr>
-                <w:b/>
-                <w:bCs/>
-                <w:caps/>
-                <w:color w:val="FFFFFF"/>
-                <w:spacing w:val="20"/>
-                <w:sz w:val="17"/>
-                <w:szCs w:val="17"/>
-              </w:rPr>
-              <w:t>Satz</w:t>
-            </w:r>
-            <w:r>
-              <w:rPr>
-                <w:color w:val="F6C6C8"/>
-                <w:sz w:val="13"/>
-                <w:szCs w:val="13"/>
-              </w:rPr>
-              <w:t xml:space="preserve">  /</w:t>
-            </w:r>
-            <w:proofErr w:type="gramEnd"/>
-            <w:r>
-              <w:rPr>
-                <w:color w:val="F6C6C8"/>
-                <w:sz w:val="13"/>
-                <w:szCs w:val="13"/>
-              </w:rPr>
-              <w:t xml:space="preserve"> Game</w:t>
-            </w:r>
-          </w:p>
-        </w:tc>
-        <w:tc>
-          <w:tcPr>
-            <w:tcW w:w="0" w:type="dxa"/>
-            <w:tcBorders>
-              <w:top w:val="single" w:sz="8" w:space="0" w:color="C20009"/>
-              <w:left w:val="none" w:sz="0" w:space="0" w:color="FFFFFF"/>
-              <w:bottom w:val="single" w:sz="8" w:space="0" w:color="99000A"/>
-              <w:right w:val="none" w:sz="0" w:space="0" w:color="FFFFFF"/>
-            </w:tcBorders>
-            <w:shd w:val="clear" w:color="auto" w:fill="C20009"/>
-            <w:tcMar>
-              <w:top w:w="80" w:type="dxa"/>
-              <w:left w:w="100" w:type="dxa"/>
-              <w:bottom w:w="80" w:type="dxa"/>
-              <w:right w:w="100" w:type="dxa"/>
-            </w:tcMar>
-            <w:vAlign w:val="center"/>
-          </w:tcPr>
-          <w:p>
-            <w:pPr>
-              <w:jc w:val="center"/>
-            </w:pPr>
-            <w:r>
-              <w:rPr>
-                <w:b/>
-                <w:bCs/>
-                <w:caps/>
-                <w:color w:val="FFFFFF"/>
-                <w:spacing w:val="20"/>
-                <w:sz w:val="17"/>
-                <w:szCs w:val="17"/>
-              </w:rPr>
-              <w:t>Team 1</w:t>
-            </w:r>
-          </w:p>
-        </w:tc>
-        <w:tc>
-          <w:tcPr>
-            <w:tcW w:w="0" w:type="dxa"/>
-            <w:tcBorders>
-              <w:top w:val="single" w:sz="8" w:space="0" w:color="C20009"/>
-              <w:left w:val="none" w:sz="0" w:space="0" w:color="FFFFFF"/>
-              <w:bottom w:val="single" w:sz="8" w:space="0" w:color="99000A"/>
-              <w:right w:val="none" w:sz="0" w:space="0" w:color="FFFFFF"/>
-            </w:tcBorders>
-            <w:shd w:val="clear" w:color="auto" w:fill="C20009"/>
-            <w:tcMar>
-              <w:top w:w="80" w:type="dxa"/>
-              <w:left w:w="100" w:type="dxa"/>
-              <w:bottom w:w="80" w:type="dxa"/>
-              <w:right w:w="100" w:type="dxa"/>
-            </w:tcMar>
-            <w:vAlign w:val="center"/>
-          </w:tcPr>
-          <w:p>
-            <w:pPr>
-              <w:jc w:val="center"/>
-            </w:pPr>
-            <w:r>
-              <w:rPr>
-                <w:b/>
-                <w:bCs/>
-                <w:caps/>
-                <w:color w:val="FFFFFF"/>
-                <w:spacing w:val="20"/>
-                <w:sz w:val="17"/>
-                <w:szCs w:val="17"/>
-              </w:rPr>
-              <w:t>Team 2</w:t>
-            </w:r>
-          </w:p>
-        </w:tc>
-        <w:tc>
-          <w:tcPr>
-            <w:tcW w:w="1966" w:type="dxa"/>
-            <w:vMerge w:val="restart"/>
+            <w:r>
+              <w:rPr>
+                <w:noProof/>
+              </w:rPr>
+              <w:drawing>
+                <wp:inline distT="0" distB="0" distL="0" distR="0" wp14:anchorId="768A172E" wp14:editId="2AA83473">
+                  <wp:extent cx="142875" cy="228600"/>
+                  <wp:effectExtent l="0" t="0" r="0" b="0"/>
+                  <wp:docPr id="286187411" name="Picture 286187411"/>
+                  <wp:cNvGraphicFramePr>
+                    <a:graphicFrameLocks xmlns:a="http://schemas.openxmlformats.org/drawingml/2006/main" noChangeAspect="1"/>
+                  </wp:cNvGraphicFramePr>
+                  <a:graphic xmlns:a="http://schemas.openxmlformats.org/drawingml/2006/main">
+                    <a:graphicData uri="http://schemas.openxmlformats.org/drawingml/2006/picture">
+                      <pic:pic xmlns:pic="http://schemas.openxmlformats.org/drawingml/2006/picture">
+                        <pic:nvPicPr>
+                          <pic:cNvPr id="0" name=""/>
+                          <pic:cNvPicPr>
+                            <a:picLocks noChangeAspect="1" noChangeArrowheads="1"/>
+                          </pic:cNvPicPr>
+                        </pic:nvPicPr>
+                        <pic:blipFill>
+                          <a:blip r:embed="rId6"/>
+                          <a:srcRect/>
+                          <a:stretch>
+                            <a:fillRect/>
+                          </a:stretch>
+                        </pic:blipFill>
+                        <pic:spPr bwMode="auto">
+                          <a:xfrm>
+                            <a:off x="0" y="0"/>
+                            <a:ext cx="142875" cy="228600"/>
+                          </a:xfrm>
+                          <a:prstGeom prst="rect">
+                            <a:avLst/>
+                          </a:prstGeom>
+                        </pic:spPr>
+                      </pic:pic>
+                    </a:graphicData>
+                  </a:graphic>
+                </wp:inline>
+              </w:drawing>
+            </w:r>
+          </w:p>
+        </w:tc>
+        <w:tc>
+          <w:tcPr>
+            <w:tcW w:w="8606" w:type="dxa"/>
             <w:tcBorders>
               <w:top w:val="none" w:sz="0" w:space="0" w:color="FFFFFF"/>
               <w:left w:val="none" w:sz="0" w:space="0" w:color="FFFFFF"/>
               <w:bottom w:val="none" w:sz="0" w:space="0" w:color="FFFFFF"/>
               <w:right w:val="none" w:sz="0" w:space="0" w:color="FFFFFF"/>
             </w:tcBorders>
-            <w:tcMar>
-              <w:top w:w="0" w:type="dxa"/>
-              <w:left w:w="200" w:type="dxa"/>
-              <w:bottom w:w="0" w:type="dxa"/>
-              <w:right w:w="60" w:type="dxa"/>
-            </w:tcMar>
-            <w:vAlign w:val="center"/>
-          </w:tcPr>
-          <w:p>
-            <w:pPr>
-              <w:jc w:val="center"/>
+            <w:shd w:val="clear" w:color="auto" w:fill="EDF3F2"/>
+            <w:tcMar>
+              <w:top w:w="90" w:type="dxa"/>
+              <w:left w:w="60" w:type="dxa"/>
+              <w:bottom w:w="90" w:type="dxa"/>
+              <w:right w:w="150" w:type="dxa"/>
+            </w:tcMar>
+            <w:vAlign w:val="center"/>
+          </w:tcPr>
+          <w:p>
+            <w:pPr>
+              <w:spacing w:line="220" w:lineRule="auto"/>
+            </w:pPr>
+            <w:proofErr w:type="spellStart"/>
+            <w:r>
+              <w:rPr>
+                <w:b/>
+                <w:bCs/>
+                <w:sz w:val="16"/>
+                <w:szCs w:val="16"/>
+              </w:rPr>
+              <w:t>Hinweis</w:t>
+            </w:r>
+            <w:proofErr w:type="spellEnd"/>
+            <w:r>
+              <w:rPr>
+                <w:b/>
+                <w:bCs/>
+                <w:sz w:val="16"/>
+                <w:szCs w:val="16"/>
+              </w:rPr>
+              <w:t xml:space="preserve">: Bei </w:t>
+            </w:r>
+            <w:proofErr w:type="spellStart"/>
+            <w:r>
+              <w:rPr>
+                <w:b/>
+                <w:bCs/>
+                <w:sz w:val="16"/>
+                <w:szCs w:val="16"/>
+              </w:rPr>
+              <w:t>diesem</w:t>
+            </w:r>
+            <w:proofErr w:type="spellEnd"/>
+            <w:r>
+              <w:rPr>
+                <w:b/>
+                <w:bCs/>
+                <w:sz w:val="16"/>
+                <w:szCs w:val="16"/>
+              </w:rPr>
+              <w:t xml:space="preserve"> </w:t>
+            </w:r>
+            <w:proofErr w:type="spellStart"/>
+            <w:r>
+              <w:rPr>
+                <w:b/>
+                <w:bCs/>
+                <w:sz w:val="16"/>
+                <w:szCs w:val="16"/>
+              </w:rPr>
+              <w:t>Bewerb</w:t>
+            </w:r>
+            <w:proofErr w:type="spellEnd"/>
+            <w:r>
+              <w:rPr>
+                <w:b/>
+                <w:bCs/>
+                <w:sz w:val="16"/>
+                <w:szCs w:val="16"/>
+              </w:rPr>
+              <w:t xml:space="preserve"> </w:t>
+            </w:r>
+            <w:proofErr w:type="spellStart"/>
+            <w:r>
+              <w:rPr>
+                <w:b/>
+                <w:bCs/>
+                <w:sz w:val="16"/>
+                <w:szCs w:val="16"/>
+              </w:rPr>
+              <w:t>wird</w:t>
+            </w:r>
+            <w:proofErr w:type="spellEnd"/>
+            <w:r>
+              <w:rPr>
+                <w:b/>
+                <w:bCs/>
+                <w:sz w:val="16"/>
+                <w:szCs w:val="16"/>
+              </w:rPr>
+              <w:t xml:space="preserve"> </w:t>
+            </w:r>
+            <w:proofErr w:type="spellStart"/>
+            <w:r>
+              <w:rPr>
+                <w:b/>
+                <w:bCs/>
+                <w:sz w:val="16"/>
+                <w:szCs w:val="16"/>
+              </w:rPr>
+              <w:t>nach</w:t>
+            </w:r>
+            <w:proofErr w:type="spellEnd"/>
+            <w:r>
+              <w:rPr>
+                <w:b/>
+                <w:bCs/>
+                <w:sz w:val="16"/>
+                <w:szCs w:val="16"/>
+              </w:rPr>
+              <w:t xml:space="preserve"> dem 15-Punkte-System </w:t>
+            </w:r>
+            <w:proofErr w:type="spellStart"/>
+            <w:r>
+              <w:rPr>
+                <w:b/>
+                <w:bCs/>
+                <w:sz w:val="16"/>
+                <w:szCs w:val="16"/>
+              </w:rPr>
+              <w:t>gespielt</w:t>
+            </w:r>
+            <w:proofErr w:type="spellEnd"/>
+            <w:r>
+              <w:rPr>
+                <w:b/>
+                <w:bCs/>
+                <w:sz w:val="16"/>
+                <w:szCs w:val="16"/>
+              </w:rPr>
+              <w:t>!</w:t>
+            </w:r>
+          </w:p>
+          <w:p>
+            <w:pPr>
+              <w:spacing w:before="20" w:line="200" w:lineRule="auto"/>
+            </w:pPr>
+            <w:r>
+              <w:rPr>
+                <w:i/>
+                <w:iCs/>
+                <w:color w:val="6E7276"/>
+                <w:sz w:val="13"/>
+                <w:szCs w:val="13"/>
+              </w:rPr>
+              <w:t>Note: this event is played to 15 points — best of three games.</w:t>
+            </w:r>
+          </w:p>
+        </w:tc>
+        <w:tc>
+          <w:tcPr>
+            <w:tcW w:w="1500" w:type="dxa"/>
+            <w:tcBorders>
+              <w:top w:val="none" w:sz="0" w:space="0" w:color="FFFFFF"/>
+              <w:left w:val="none" w:sz="0" w:space="0" w:color="FFFFFF"/>
+              <w:bottom w:val="none" w:sz="0" w:space="0" w:color="FFFFFF"/>
+              <w:right w:val="none" w:sz="0" w:space="0" w:color="FFFFFF"/>
+            </w:tcBorders>
+            <w:shd w:val="clear" w:color="auto" w:fill="EDF3F2"/>
+            <w:tcMar>
+              <w:top w:w="40" w:type="dxa"/>
+              <w:left w:w="0" w:type="dxa"/>
+              <w:bottom w:w="40" w:type="dxa"/>
+              <w:right w:w="120" w:type="dxa"/>
+            </w:tcMar>
+            <w:vAlign w:val="center"/>
+          </w:tcPr>
+          <w:p>
+            <w:pPr>
+              <w:jc w:val="right"/>
             </w:pPr>
             <w:r>
               <w:rPr>
                 <w:noProof/>
               </w:rPr>
               <w:drawing>
-                <wp:inline distT="0" distB="0" distL="0" distR="0" wp14:anchorId="1B1B9B1B" wp14:editId="0D1A25E4">
-                  <wp:extent cx="704850" cy="828675"/>
+                <wp:inline distT="0" distB="0" distL="0" distR="0" wp14:anchorId="11F0F99F" wp14:editId="64A4F412">
+                  <wp:extent cx="495300" cy="581025"/>
                   <wp:effectExtent l="0" t="0" r="0" b="0"/>
-                  <wp:docPr id="1449053188" name="Picture 1449053188"/>
+                  <wp:docPr id="719456048" name="Picture 719456048"/>
                   <wp:cNvGraphicFramePr>
                     <a:graphicFrameLocks xmlns:a="http://schemas.openxmlformats.org/drawingml/2006/main" noChangeAspect="1"/>
                   </wp:cNvGraphicFramePr>
@@ -3354,7 +3581,7 @@
                         <pic:spPr bwMode="auto">
                           <a:xfrm>
                             <a:off x="0" y="0"/>
-                            <a:ext cx="704850" cy="828675"/>
+                            <a:ext cx="495300" cy="581025"/>
                           </a:xfrm>
                           <a:prstGeom prst="rect">
                             <a:avLst/>
@@ -3365,754 +3592,6 @@
                   </a:graphic>
                 </wp:inline>
               </w:drawing>
-            </w:r>
-          </w:p>
-        </w:tc>
-      </w:tr>
-      <w:tr>
-        <w:tblPrEx>
-          <w:tblCellMar>
-            <w:top w:w="0" w:type="dxa"/>
-            <w:bottom w:w="0" w:type="dxa"/>
-          </w:tblCellMar>
-        </w:tblPrEx>
-        <w:trPr>
-          <w:trHeight w:val="390"/>
-        </w:trPr>
-        <w:tc>
-          <w:tcPr>
-            <w:tcW w:w="2100" w:type="dxa"/>
-            <w:tcBorders>
-              <w:top w:val="single" w:sz="4" w:space="0" w:color="B9B7B3"/>
-              <w:left w:val="single" w:sz="4" w:space="0" w:color="B9B7B3"/>
-              <w:bottom w:val="single" w:sz="4" w:space="0" w:color="B9B7B3"/>
-              <w:right w:val="single" w:sz="4" w:space="0" w:color="B9B7B3"/>
-            </w:tcBorders>
-            <w:shd w:val="clear" w:color="auto" w:fill="F1F0ED"/>
-            <w:tcMar>
-              <w:top w:w="60" w:type="dxa"/>
-              <w:left w:w="140" w:type="dxa"/>
-              <w:bottom w:w="60" w:type="dxa"/>
-              <w:right w:w="100" w:type="dxa"/>
-            </w:tcMar>
-            <w:vAlign w:val="center"/>
-          </w:tcPr>
-          <w:p>
-            <w:r>
-              <w:rPr>
-                <w:b/>
-                <w:bCs/>
-                <w:sz w:val="17"/>
-                <w:szCs w:val="17"/>
-              </w:rPr>
-              <w:t xml:space="preserve">Satz </w:t>
-            </w:r>
-            <w:proofErr w:type="gramStart"/>
-            <w:r>
-              <w:rPr>
-                <w:b/>
-                <w:bCs/>
-                <w:sz w:val="17"/>
-                <w:szCs w:val="17"/>
-              </w:rPr>
-              <w:t>1</w:t>
-            </w:r>
-            <w:r>
-              <w:rPr>
-                <w:color w:val="6E6E68"/>
-                <w:sz w:val="12"/>
-                <w:szCs w:val="12"/>
-              </w:rPr>
-              <w:t xml:space="preserve">  /</w:t>
-            </w:r>
-            <w:proofErr w:type="gramEnd"/>
-            <w:r>
-              <w:rPr>
-                <w:color w:val="6E6E68"/>
-                <w:sz w:val="12"/>
-                <w:szCs w:val="12"/>
-              </w:rPr>
-              <w:t xml:space="preserve"> Game 1</w:t>
-            </w:r>
-          </w:p>
-        </w:tc>
-        <w:tc>
-          <w:tcPr>
-            <w:tcW w:w="3300" w:type="dxa"/>
-            <w:tcBorders>
-              <w:top w:val="single" w:sz="4" w:space="0" w:color="B9B7B3"/>
-              <w:left w:val="single" w:sz="4" w:space="0" w:color="B9B7B3"/>
-              <w:bottom w:val="single" w:sz="4" w:space="0" w:color="B9B7B3"/>
-              <w:right w:val="single" w:sz="4" w:space="0" w:color="B9B7B3"/>
-            </w:tcBorders>
-            <w:tcMar>
-              <w:top w:w="60" w:type="dxa"/>
-              <w:left w:w="100" w:type="dxa"/>
-              <w:bottom w:w="60" w:type="dxa"/>
-              <w:right w:w="100" w:type="dxa"/>
-            </w:tcMar>
-            <w:vAlign w:val="center"/>
-          </w:tcPr>
-          <w:p/>
-        </w:tc>
-        <w:tc>
-          <w:tcPr>
-            <w:tcW w:w="3300" w:type="dxa"/>
-            <w:tcBorders>
-              <w:top w:val="single" w:sz="4" w:space="0" w:color="B9B7B3"/>
-              <w:left w:val="single" w:sz="4" w:space="0" w:color="B9B7B3"/>
-              <w:bottom w:val="single" w:sz="4" w:space="0" w:color="B9B7B3"/>
-              <w:right w:val="single" w:sz="4" w:space="0" w:color="B9B7B3"/>
-            </w:tcBorders>
-            <w:tcMar>
-              <w:top w:w="60" w:type="dxa"/>
-              <w:left w:w="100" w:type="dxa"/>
-              <w:bottom w:w="60" w:type="dxa"/>
-              <w:right w:w="100" w:type="dxa"/>
-            </w:tcMar>
-            <w:vAlign w:val="center"/>
-          </w:tcPr>
-          <w:p/>
-        </w:tc>
-        <w:tc>
-          <w:tcPr>
-            <w:tcW w:w="1966" w:type="dxa"/>
-            <w:vMerge/>
-            <w:tcBorders>
-              <w:top w:val="none" w:sz="0" w:space="0" w:color="FFFFFF"/>
-              <w:left w:val="none" w:sz="0" w:space="0" w:color="FFFFFF"/>
-              <w:bottom w:val="none" w:sz="0" w:space="0" w:color="FFFFFF"/>
-              <w:right w:val="none" w:sz="0" w:space="0" w:color="FFFFFF"/>
-            </w:tcBorders>
-            <w:tcMar>
-              <w:top w:w="0" w:type="dxa"/>
-              <w:left w:w="200" w:type="dxa"/>
-              <w:bottom w:w="0" w:type="dxa"/>
-              <w:right w:w="60" w:type="dxa"/>
-            </w:tcMar>
-            <w:vAlign w:val="center"/>
-          </w:tcPr>
-          <w:p/>
-        </w:tc>
-      </w:tr>
-      <w:tr>
-        <w:tblPrEx>
-          <w:tblCellMar>
-            <w:top w:w="0" w:type="dxa"/>
-            <w:bottom w:w="0" w:type="dxa"/>
-          </w:tblCellMar>
-        </w:tblPrEx>
-        <w:trPr>
-          <w:trHeight w:val="390"/>
-        </w:trPr>
-        <w:tc>
-          <w:tcPr>
-            <w:tcW w:w="2100" w:type="dxa"/>
-            <w:tcBorders>
-              <w:top w:val="single" w:sz="4" w:space="0" w:color="B9B7B3"/>
-              <w:left w:val="single" w:sz="4" w:space="0" w:color="B9B7B3"/>
-              <w:bottom w:val="single" w:sz="4" w:space="0" w:color="B9B7B3"/>
-              <w:right w:val="single" w:sz="4" w:space="0" w:color="B9B7B3"/>
-            </w:tcBorders>
-            <w:shd w:val="clear" w:color="auto" w:fill="F1F0ED"/>
-            <w:tcMar>
-              <w:top w:w="60" w:type="dxa"/>
-              <w:left w:w="140" w:type="dxa"/>
-              <w:bottom w:w="60" w:type="dxa"/>
-              <w:right w:w="100" w:type="dxa"/>
-            </w:tcMar>
-            <w:vAlign w:val="center"/>
-          </w:tcPr>
-          <w:p>
-            <w:r>
-              <w:rPr>
-                <w:b/>
-                <w:bCs/>
-                <w:sz w:val="17"/>
-                <w:szCs w:val="17"/>
-              </w:rPr>
-              <w:t xml:space="preserve">Satz </w:t>
-            </w:r>
-            <w:proofErr w:type="gramStart"/>
-            <w:r>
-              <w:rPr>
-                <w:b/>
-                <w:bCs/>
-                <w:sz w:val="17"/>
-                <w:szCs w:val="17"/>
-              </w:rPr>
-              <w:t>2</w:t>
-            </w:r>
-            <w:r>
-              <w:rPr>
-                <w:color w:val="6E6E68"/>
-                <w:sz w:val="12"/>
-                <w:szCs w:val="12"/>
-              </w:rPr>
-              <w:t xml:space="preserve">  /</w:t>
-            </w:r>
-            <w:proofErr w:type="gramEnd"/>
-            <w:r>
-              <w:rPr>
-                <w:color w:val="6E6E68"/>
-                <w:sz w:val="12"/>
-                <w:szCs w:val="12"/>
-              </w:rPr>
-              <w:t xml:space="preserve"> Game 2</w:t>
-            </w:r>
-          </w:p>
-        </w:tc>
-        <w:tc>
-          <w:tcPr>
-            <w:tcW w:w="3300" w:type="dxa"/>
-            <w:tcBorders>
-              <w:top w:val="single" w:sz="4" w:space="0" w:color="B9B7B3"/>
-              <w:left w:val="single" w:sz="4" w:space="0" w:color="B9B7B3"/>
-              <w:bottom w:val="single" w:sz="4" w:space="0" w:color="B9B7B3"/>
-              <w:right w:val="single" w:sz="4" w:space="0" w:color="B9B7B3"/>
-            </w:tcBorders>
-            <w:tcMar>
-              <w:top w:w="60" w:type="dxa"/>
-              <w:left w:w="100" w:type="dxa"/>
-              <w:bottom w:w="60" w:type="dxa"/>
-              <w:right w:w="100" w:type="dxa"/>
-            </w:tcMar>
-            <w:vAlign w:val="center"/>
-          </w:tcPr>
-          <w:p/>
-        </w:tc>
-        <w:tc>
-          <w:tcPr>
-            <w:tcW w:w="3300" w:type="dxa"/>
-            <w:tcBorders>
-              <w:top w:val="single" w:sz="4" w:space="0" w:color="B9B7B3"/>
-              <w:left w:val="single" w:sz="4" w:space="0" w:color="B9B7B3"/>
-              <w:bottom w:val="single" w:sz="4" w:space="0" w:color="B9B7B3"/>
-              <w:right w:val="single" w:sz="4" w:space="0" w:color="B9B7B3"/>
-            </w:tcBorders>
-            <w:tcMar>
-              <w:top w:w="60" w:type="dxa"/>
-              <w:left w:w="100" w:type="dxa"/>
-              <w:bottom w:w="60" w:type="dxa"/>
-              <w:right w:w="100" w:type="dxa"/>
-            </w:tcMar>
-            <w:vAlign w:val="center"/>
-          </w:tcPr>
-          <w:p/>
-        </w:tc>
-        <w:tc>
-          <w:tcPr>
-            <w:tcW w:w="1966" w:type="dxa"/>
-            <w:vMerge/>
-            <w:tcBorders>
-              <w:top w:val="none" w:sz="0" w:space="0" w:color="FFFFFF"/>
-              <w:left w:val="none" w:sz="0" w:space="0" w:color="FFFFFF"/>
-              <w:bottom w:val="none" w:sz="0" w:space="0" w:color="FFFFFF"/>
-              <w:right w:val="none" w:sz="0" w:space="0" w:color="FFFFFF"/>
-            </w:tcBorders>
-            <w:tcMar>
-              <w:top w:w="0" w:type="dxa"/>
-              <w:left w:w="200" w:type="dxa"/>
-              <w:bottom w:w="0" w:type="dxa"/>
-              <w:right w:w="60" w:type="dxa"/>
-            </w:tcMar>
-            <w:vAlign w:val="center"/>
-          </w:tcPr>
-          <w:p/>
-        </w:tc>
-      </w:tr>
-      <w:tr>
-        <w:tblPrEx>
-          <w:tblCellMar>
-            <w:top w:w="0" w:type="dxa"/>
-            <w:bottom w:w="0" w:type="dxa"/>
-          </w:tblCellMar>
-        </w:tblPrEx>
-        <w:trPr>
-          <w:trHeight w:val="390"/>
-        </w:trPr>
-        <w:tc>
-          <w:tcPr>
-            <w:tcW w:w="2100" w:type="dxa"/>
-            <w:tcBorders>
-              <w:top w:val="single" w:sz="4" w:space="0" w:color="B9B7B3"/>
-              <w:left w:val="single" w:sz="4" w:space="0" w:color="B9B7B3"/>
-              <w:bottom w:val="single" w:sz="4" w:space="0" w:color="B9B7B3"/>
-              <w:right w:val="single" w:sz="4" w:space="0" w:color="B9B7B3"/>
-            </w:tcBorders>
-            <w:shd w:val="clear" w:color="auto" w:fill="F1F0ED"/>
-            <w:tcMar>
-              <w:top w:w="60" w:type="dxa"/>
-              <w:left w:w="140" w:type="dxa"/>
-              <w:bottom w:w="60" w:type="dxa"/>
-              <w:right w:w="100" w:type="dxa"/>
-            </w:tcMar>
-            <w:vAlign w:val="center"/>
-          </w:tcPr>
-          <w:p>
-            <w:r>
-              <w:rPr>
-                <w:b/>
-                <w:bCs/>
-                <w:sz w:val="17"/>
-                <w:szCs w:val="17"/>
-              </w:rPr>
-              <w:t xml:space="preserve">Satz </w:t>
-            </w:r>
-            <w:proofErr w:type="gramStart"/>
-            <w:r>
-              <w:rPr>
-                <w:b/>
-                <w:bCs/>
-                <w:sz w:val="17"/>
-                <w:szCs w:val="17"/>
-              </w:rPr>
-              <w:t>3</w:t>
-            </w:r>
-            <w:r>
-              <w:rPr>
-                <w:color w:val="6E6E68"/>
-                <w:sz w:val="12"/>
-                <w:szCs w:val="12"/>
-              </w:rPr>
-              <w:t xml:space="preserve">  /</w:t>
-            </w:r>
-            <w:proofErr w:type="gramEnd"/>
-            <w:r>
-              <w:rPr>
-                <w:color w:val="6E6E68"/>
-                <w:sz w:val="12"/>
-                <w:szCs w:val="12"/>
-              </w:rPr>
-              <w:t xml:space="preserve"> Game 3</w:t>
-            </w:r>
-          </w:p>
-        </w:tc>
-        <w:tc>
-          <w:tcPr>
-            <w:tcW w:w="3300" w:type="dxa"/>
-            <w:tcBorders>
-              <w:top w:val="single" w:sz="4" w:space="0" w:color="B9B7B3"/>
-              <w:left w:val="single" w:sz="4" w:space="0" w:color="B9B7B3"/>
-              <w:bottom w:val="single" w:sz="4" w:space="0" w:color="B9B7B3"/>
-              <w:right w:val="single" w:sz="4" w:space="0" w:color="B9B7B3"/>
-            </w:tcBorders>
-            <w:tcMar>
-              <w:top w:w="60" w:type="dxa"/>
-              <w:left w:w="100" w:type="dxa"/>
-              <w:bottom w:w="60" w:type="dxa"/>
-              <w:right w:w="100" w:type="dxa"/>
-            </w:tcMar>
-            <w:vAlign w:val="center"/>
-          </w:tcPr>
-          <w:p/>
-        </w:tc>
-        <w:tc>
-          <w:tcPr>
-            <w:tcW w:w="3300" w:type="dxa"/>
-            <w:tcBorders>
-              <w:top w:val="single" w:sz="4" w:space="0" w:color="B9B7B3"/>
-              <w:left w:val="single" w:sz="4" w:space="0" w:color="B9B7B3"/>
-              <w:bottom w:val="single" w:sz="4" w:space="0" w:color="B9B7B3"/>
-              <w:right w:val="single" w:sz="4" w:space="0" w:color="B9B7B3"/>
-            </w:tcBorders>
-            <w:tcMar>
-              <w:top w:w="60" w:type="dxa"/>
-              <w:left w:w="100" w:type="dxa"/>
-              <w:bottom w:w="60" w:type="dxa"/>
-              <w:right w:w="100" w:type="dxa"/>
-            </w:tcMar>
-            <w:vAlign w:val="center"/>
-          </w:tcPr>
-          <w:p/>
-        </w:tc>
-        <w:tc>
-          <w:tcPr>
-            <w:tcW w:w="1966" w:type="dxa"/>
-            <w:vMerge/>
-            <w:tcBorders>
-              <w:top w:val="none" w:sz="0" w:space="0" w:color="FFFFFF"/>
-              <w:left w:val="none" w:sz="0" w:space="0" w:color="FFFFFF"/>
-              <w:bottom w:val="none" w:sz="0" w:space="0" w:color="FFFFFF"/>
-              <w:right w:val="none" w:sz="0" w:space="0" w:color="FFFFFF"/>
-            </w:tcBorders>
-            <w:tcMar>
-              <w:top w:w="0" w:type="dxa"/>
-              <w:left w:w="200" w:type="dxa"/>
-              <w:bottom w:w="0" w:type="dxa"/>
-              <w:right w:w="60" w:type="dxa"/>
-            </w:tcMar>
-            <w:vAlign w:val="center"/>
-          </w:tcPr>
-          <w:p/>
-        </w:tc>
-      </w:tr>
-    </w:tbl>
-    <w:p>
-      <w:pPr>
-        <w:spacing w:line="80" w:lineRule="exact"/>
-      </w:pPr>
-    </w:p>
-    <w:tbl>
-      <w:tblPr>
-        <w:tblW w:w="10666" w:type="dxa"/>
-        <w:tblBorders>
-          <w:top w:val="none" w:sz="0" w:space="0" w:color="FFFFFF"/>
-          <w:left w:val="none" w:sz="0" w:space="0" w:color="FFFFFF"/>
-          <w:bottom w:val="none" w:sz="0" w:space="0" w:color="FFFFFF"/>
-          <w:right w:val="none" w:sz="0" w:space="0" w:color="FFFFFF"/>
-          <w:insideH w:val="none" w:sz="0" w:space="0" w:color="FFFFFF"/>
-          <w:insideV w:val="none" w:sz="0" w:space="0" w:color="FFFFFF"/>
-        </w:tblBorders>
-        <w:tblCellMar>
-          <w:left w:w="10" w:type="dxa"/>
-          <w:right w:w="10" w:type="dxa"/>
-        </w:tblCellMar>
-        <w:tblLook w:val="0000" w:firstRow="0" w:lastRow="0" w:firstColumn="0" w:lastColumn="0" w:noHBand="0" w:noVBand="0"/>
-      </w:tblPr>
-      <w:tblGrid>
-        <w:gridCol w:w="2100"/>
-        <w:gridCol w:w="8566"/>
-      </w:tblGrid>
-      <w:tr>
-        <w:tblPrEx>
-          <w:tblCellMar>
-            <w:top w:w="0" w:type="dxa"/>
-            <w:bottom w:w="0" w:type="dxa"/>
-          </w:tblCellMar>
-        </w:tblPrEx>
-        <w:trPr>
-          <w:trHeight w:val="400"/>
-        </w:trPr>
-        <w:tc>
-          <w:tcPr>
-            <w:tcW w:w="2100" w:type="dxa"/>
-            <w:tcBorders>
-              <w:top w:val="none" w:sz="0" w:space="0" w:color="FFFFFF"/>
-              <w:left w:val="none" w:sz="0" w:space="0" w:color="FFFFFF"/>
-              <w:bottom w:val="none" w:sz="0" w:space="0" w:color="FFFFFF"/>
-              <w:right w:val="none" w:sz="0" w:space="0" w:color="FFFFFF"/>
-            </w:tcBorders>
-            <w:shd w:val="clear" w:color="auto" w:fill="F1F0ED"/>
-            <w:tcMar>
-              <w:top w:w="90" w:type="dxa"/>
-              <w:left w:w="150" w:type="dxa"/>
-              <w:bottom w:w="90" w:type="dxa"/>
-              <w:right w:w="100" w:type="dxa"/>
-            </w:tcMar>
-            <w:vAlign w:val="center"/>
-          </w:tcPr>
-          <w:p>
-            <w:r>
-              <w:rPr>
-                <w:b/>
-                <w:bCs/>
-                <w:caps/>
-                <w:color w:val="C20009"/>
-                <w:spacing w:val="18"/>
-                <w:sz w:val="17"/>
-                <w:szCs w:val="17"/>
-              </w:rPr>
-              <w:t>Sieger</w:t>
-            </w:r>
-            <w:r>
-              <w:rPr>
-                <w:color w:val="6E6E68"/>
-                <w:sz w:val="13"/>
-                <w:szCs w:val="13"/>
-              </w:rPr>
-              <w:t xml:space="preserve"> / Winner</w:t>
-            </w:r>
-          </w:p>
-        </w:tc>
-        <w:tc>
-          <w:tcPr>
-            <w:tcW w:w="8566" w:type="dxa"/>
-            <w:tcBorders>
-              <w:top w:val="none" w:sz="0" w:space="0" w:color="FFFFFF"/>
-              <w:left w:val="none" w:sz="0" w:space="0" w:color="FFFFFF"/>
-              <w:bottom w:val="single" w:sz="8" w:space="0" w:color="8A8884"/>
-              <w:right w:val="none" w:sz="0" w:space="0" w:color="FFFFFF"/>
-            </w:tcBorders>
-            <w:tcMar>
-              <w:top w:w="90" w:type="dxa"/>
-              <w:left w:w="150" w:type="dxa"/>
-              <w:bottom w:w="40" w:type="dxa"/>
-              <w:right w:w="100" w:type="dxa"/>
-            </w:tcMar>
-            <w:vAlign w:val="center"/>
-          </w:tcPr>
-          <w:p/>
-        </w:tc>
-      </w:tr>
-    </w:tbl>
-    <w:p>
-      <w:pPr>
-        <w:spacing w:line="80" w:lineRule="exact"/>
-      </w:pPr>
-    </w:p>
-    <w:tbl>
-      <w:tblPr>
-        <w:tblW w:w="10666" w:type="dxa"/>
-        <w:tblBorders>
-          <w:top w:val="none" w:sz="0" w:space="0" w:color="FFFFFF"/>
-          <w:left w:val="none" w:sz="0" w:space="0" w:color="FFFFFF"/>
-          <w:bottom w:val="none" w:sz="0" w:space="0" w:color="FFFFFF"/>
-          <w:right w:val="none" w:sz="0" w:space="0" w:color="FFFFFF"/>
-          <w:insideH w:val="none" w:sz="0" w:space="0" w:color="FFFFFF"/>
-          <w:insideV w:val="none" w:sz="0" w:space="0" w:color="FFFFFF"/>
-        </w:tblBorders>
-        <w:tblCellMar>
-          <w:left w:w="10" w:type="dxa"/>
-          <w:right w:w="10" w:type="dxa"/>
-        </w:tblCellMar>
-        <w:tblLook w:val="0000" w:firstRow="0" w:lastRow="0" w:firstColumn="0" w:lastColumn="0" w:noHBand="0" w:noVBand="0"/>
-      </w:tblPr>
-      <w:tblGrid>
-        <w:gridCol w:w="560"/>
-        <w:gridCol w:w="10106"/>
-      </w:tblGrid>
-      <w:tr>
-        <w:tblPrEx>
-          <w:tblCellMar>
-            <w:top w:w="0" w:type="dxa"/>
-            <w:bottom w:w="0" w:type="dxa"/>
-          </w:tblCellMar>
-        </w:tblPrEx>
-        <w:tc>
-          <w:tcPr>
-            <w:tcW w:w="560" w:type="dxa"/>
-            <w:tcBorders>
-              <w:top w:val="none" w:sz="0" w:space="0" w:color="FFFFFF"/>
-              <w:left w:val="single" w:sz="20" w:space="0" w:color="C20009"/>
-              <w:bottom w:val="none" w:sz="0" w:space="0" w:color="FFFFFF"/>
-              <w:right w:val="none" w:sz="0" w:space="0" w:color="FFFFFF"/>
-            </w:tcBorders>
-            <w:shd w:val="clear" w:color="auto" w:fill="FCEDED"/>
-            <w:tcMar>
-              <w:top w:w="90" w:type="dxa"/>
-              <w:left w:w="120" w:type="dxa"/>
-              <w:bottom w:w="90" w:type="dxa"/>
-              <w:right w:w="0" w:type="dxa"/>
-            </w:tcMar>
-            <w:vAlign w:val="center"/>
-          </w:tcPr>
-          <w:p>
-            <w:pPr>
-              <w:jc w:val="center"/>
-            </w:pPr>
-            <w:r>
-              <w:rPr>
-                <w:noProof/>
-              </w:rPr>
-              <w:drawing>
-                <wp:inline distT="0" distB="0" distL="0" distR="0" wp14:anchorId="3F2C4F74" wp14:editId="21F0F4C0">
-                  <wp:extent cx="142875" cy="228600"/>
-                  <wp:effectExtent l="0" t="0" r="0" b="0"/>
-                  <wp:docPr id="1150971417" name="Picture 1150971417"/>
-                  <wp:cNvGraphicFramePr>
-                    <a:graphicFrameLocks xmlns:a="http://schemas.openxmlformats.org/drawingml/2006/main" noChangeAspect="1"/>
-                  </wp:cNvGraphicFramePr>
-                  <a:graphic xmlns:a="http://schemas.openxmlformats.org/drawingml/2006/main">
-                    <a:graphicData uri="http://schemas.openxmlformats.org/drawingml/2006/picture">
-                      <pic:pic xmlns:pic="http://schemas.openxmlformats.org/drawingml/2006/picture">
-                        <pic:nvPicPr>
-                          <pic:cNvPr id="0" name=""/>
-                          <pic:cNvPicPr>
-                            <a:picLocks noChangeAspect="1" noChangeArrowheads="1"/>
-                          </pic:cNvPicPr>
-                        </pic:nvPicPr>
-                        <pic:blipFill>
-                          <a:blip r:embed="rId8"/>
-                          <a:srcRect/>
-                          <a:stretch>
-                            <a:fillRect/>
-                          </a:stretch>
-                        </pic:blipFill>
-                        <pic:spPr bwMode="auto">
-                          <a:xfrm>
-                            <a:off x="0" y="0"/>
-                            <a:ext cx="142875" cy="228600"/>
-                          </a:xfrm>
-                          <a:prstGeom prst="rect">
-                            <a:avLst/>
-                          </a:prstGeom>
-                        </pic:spPr>
-                      </pic:pic>
-                    </a:graphicData>
-                  </a:graphic>
-                </wp:inline>
-              </w:drawing>
-            </w:r>
-          </w:p>
-        </w:tc>
-        <w:tc>
-          <w:tcPr>
-            <w:tcW w:w="10106" w:type="dxa"/>
-            <w:tcBorders>
-              <w:top w:val="none" w:sz="0" w:space="0" w:color="FFFFFF"/>
-              <w:left w:val="none" w:sz="0" w:space="0" w:color="FFFFFF"/>
-              <w:bottom w:val="none" w:sz="0" w:space="0" w:color="FFFFFF"/>
-              <w:right w:val="none" w:sz="0" w:space="0" w:color="FFFFFF"/>
-            </w:tcBorders>
-            <w:shd w:val="clear" w:color="auto" w:fill="FCEDED"/>
-            <w:tcMar>
-              <w:top w:w="90" w:type="dxa"/>
-              <w:left w:w="60" w:type="dxa"/>
-              <w:bottom w:w="90" w:type="dxa"/>
-              <w:right w:w="150" w:type="dxa"/>
-            </w:tcMar>
-            <w:vAlign w:val="center"/>
-          </w:tcPr>
-          <w:p>
-            <w:pPr>
-              <w:spacing w:line="220" w:lineRule="auto"/>
-            </w:pPr>
-            <w:proofErr w:type="spellStart"/>
-            <w:r>
-              <w:rPr>
-                <w:b/>
-                <w:bCs/>
-                <w:color w:val="C20009"/>
-                <w:sz w:val="16"/>
-                <w:szCs w:val="16"/>
-              </w:rPr>
-              <w:t>Hinweis</w:t>
-            </w:r>
-            <w:proofErr w:type="spellEnd"/>
-            <w:r>
-              <w:rPr>
-                <w:b/>
-                <w:bCs/>
-                <w:color w:val="C20009"/>
-                <w:sz w:val="16"/>
-                <w:szCs w:val="16"/>
-              </w:rPr>
-              <w:t xml:space="preserve">: </w:t>
-            </w:r>
-            <w:r>
-              <w:rPr>
-                <w:b/>
-                <w:bCs/>
-                <w:sz w:val="16"/>
-                <w:szCs w:val="16"/>
-              </w:rPr>
-              <w:t xml:space="preserve">Bei </w:t>
-            </w:r>
-            <w:proofErr w:type="spellStart"/>
-            <w:r>
-              <w:rPr>
-                <w:b/>
-                <w:bCs/>
-                <w:sz w:val="16"/>
-                <w:szCs w:val="16"/>
-              </w:rPr>
-              <w:t>diesem</w:t>
-            </w:r>
-            <w:proofErr w:type="spellEnd"/>
-            <w:r>
-              <w:rPr>
-                <w:b/>
-                <w:bCs/>
-                <w:sz w:val="16"/>
-                <w:szCs w:val="16"/>
-              </w:rPr>
-              <w:t xml:space="preserve"> </w:t>
-            </w:r>
-            <w:proofErr w:type="spellStart"/>
-            <w:r>
-              <w:rPr>
-                <w:b/>
-                <w:bCs/>
-                <w:sz w:val="16"/>
-                <w:szCs w:val="16"/>
-              </w:rPr>
-              <w:t>Bewerb</w:t>
-            </w:r>
-            <w:proofErr w:type="spellEnd"/>
-            <w:r>
-              <w:rPr>
-                <w:b/>
-                <w:bCs/>
-                <w:sz w:val="16"/>
-                <w:szCs w:val="16"/>
-              </w:rPr>
-              <w:t xml:space="preserve"> </w:t>
-            </w:r>
-            <w:proofErr w:type="spellStart"/>
-            <w:r>
-              <w:rPr>
-                <w:b/>
-                <w:bCs/>
-                <w:sz w:val="16"/>
-                <w:szCs w:val="16"/>
-              </w:rPr>
-              <w:t>wird</w:t>
-            </w:r>
-            <w:proofErr w:type="spellEnd"/>
-            <w:r>
-              <w:rPr>
-                <w:b/>
-                <w:bCs/>
-                <w:sz w:val="16"/>
-                <w:szCs w:val="16"/>
-              </w:rPr>
-              <w:t xml:space="preserve"> </w:t>
-            </w:r>
-            <w:proofErr w:type="spellStart"/>
-            <w:r>
-              <w:rPr>
-                <w:b/>
-                <w:bCs/>
-                <w:sz w:val="16"/>
-                <w:szCs w:val="16"/>
-              </w:rPr>
-              <w:t>nach</w:t>
-            </w:r>
-            <w:proofErr w:type="spellEnd"/>
-            <w:r>
-              <w:rPr>
-                <w:b/>
-                <w:bCs/>
-                <w:sz w:val="16"/>
-                <w:szCs w:val="16"/>
-              </w:rPr>
-              <w:t xml:space="preserve"> dem 15-Punkte-System </w:t>
-            </w:r>
-            <w:proofErr w:type="spellStart"/>
-            <w:r>
-              <w:rPr>
-                <w:b/>
-                <w:bCs/>
-                <w:sz w:val="16"/>
-                <w:szCs w:val="16"/>
-              </w:rPr>
-              <w:t>gespielt</w:t>
-            </w:r>
-            <w:proofErr w:type="spellEnd"/>
-            <w:r>
-              <w:rPr>
-                <w:b/>
-                <w:bCs/>
-                <w:sz w:val="16"/>
-                <w:szCs w:val="16"/>
-              </w:rPr>
-              <w:t>!</w:t>
-            </w:r>
-          </w:p>
-          <w:p>
-            <w:pPr>
-              <w:spacing w:before="20" w:line="200" w:lineRule="auto"/>
-            </w:pPr>
-            <w:r>
-              <w:rPr>
-                <w:i/>
-                <w:iCs/>
-                <w:color w:val="6E6E68"/>
-                <w:sz w:val="13"/>
-                <w:szCs w:val="13"/>
-              </w:rPr>
-              <w:t>Note: this event is played to 15 points — best of three games.</w:t>
             </w:r>
           </w:p>
         </w:tc>
@@ -4136,10 +3615,10 @@
 <file path=word/numbering.xml><?xml version="1.0" encoding="utf-8"?>
 <w:numbering xmlns:wpc="http://schemas.microsoft.com/office/word/2010/wordprocessingCanvas" xmlns:cx="http://schemas.microsoft.com/office/drawing/2014/chartex" xmlns:cx1="http://schemas.microsoft.com/office/drawing/2015/9/8/chartex" xmlns:cx2="http://schemas.microsoft.com/office/drawing/2015/10/21/chartex" xmlns:cx3="http://schemas.microsoft.com/office/drawing/2016/5/9/chartex" xmlns:cx4="http://schemas.microsoft.com/office/drawing/2016/5/10/chartex" xmlns:cx5="http://schemas.microsoft.com/office/drawing/2016/5/11/chartex" xmlns:cx6="http://schemas.microsoft.com/office/drawing/2016/5/12/chartex" xmlns:cx7="http://schemas.microsoft.com/office/drawing/2016/5/13/chartex" xmlns:cx8="http://schemas.microsoft.com/office/drawing/2016/5/14/chartex" xmlns:mc="http://schemas.openxmlformats.org/markup-compatibility/2006" xmlns:aink="http://schemas.microsoft.com/office/drawing/2016/ink" xmlns:am3d="http://schemas.microsoft.com/office/drawing/2017/model3d" xmlns:o="urn:schemas-microsoft-com:office:office" xmlns:oel="http://schemas.microsoft.com/office/2019/extlst" xmlns:r="http://schemas.openxmlformats.org/officeDocument/2006/relationships" xmlns:m="http://schemas.openxmlformats.org/officeDocument/2006/math" xmlns:v="urn:schemas-microsoft-com:vml" xmlns:wp14="http://schemas.microsoft.com/office/word/2010/wordprocessingDrawing" xmlns:wp="http://schemas.openxmlformats.org/drawingml/2006/wordprocessingDrawing" xmlns:w10="urn:schemas-microsoft-com:office:word" xmlns:w="http://schemas.openxmlformats.org/wordprocessingml/2006/main" xmlns:w14="http://schemas.microsoft.com/office/word/2010/wordml" xmlns:w15="http://schemas.microsoft.com/office/word/2012/wordml" xmlns:w16cex="http://schemas.microsoft.com/office/word/2018/wordml/cex" xmlns:w16cid="http://schemas.microsoft.com/office/word/2016/wordml/cid" xmlns:w16="http://schemas.microsoft.com/office/word/2018/wordml" xmlns:w16du="http://schemas.microsoft.com/office/word/2023/wordml/word16du" xmlns:w16sdtdh="http://schemas.microsoft.com/office/word/2020/wordml/sdtdatahash" xmlns:w16sdtfl="http://schemas.microsoft.com/office/word/2024/wordml/sdtformatlock" xmlns:w16se="http://schemas.microsoft.com/office/word/2015/wordml/symex" xmlns:wpg="http://schemas.microsoft.com/office/word/2010/wordprocessingGroup" xmlns:wpi="http://schemas.microsoft.com/office/word/2010/wordprocessingInk" xmlns:wne="http://schemas.microsoft.com/office/word/2006/wordml" xmlns:wps="http://schemas.microsoft.com/office/word/2010/wordprocessingShape" mc:Ignorable="w14 w15 w16se w16cid w16 w16cex w16sdtdh w16sdtfl w16du wp14">
   <w:abstractNum w:abstractNumId="0" w15:restartNumberingAfterBreak="0">
-    <w:nsid w:val="7BA00059"/>
+    <w:nsid w:val="0AC565DD"/>
     <w:multiLevelType w:val="hybridMultilevel"/>
-    <w:tmpl w:val="12E4F658"/>
-    <w:lvl w:ilvl="0" w:tplc="3920D75C">
+    <w:tmpl w:val="462EDAE8"/>
+    <w:lvl w:ilvl="0" w:tplc="728E5320">
       <w:start w:val="1"/>
       <w:numFmt w:val="bullet"/>
       <w:lvlText w:val="●"/>
@@ -4148,7 +3627,7 @@
         <w:ind w:left="720" w:hanging="360"/>
       </w:pPr>
     </w:lvl>
-    <w:lvl w:ilvl="1" w:tplc="90C0A980">
+    <w:lvl w:ilvl="1" w:tplc="53681A66">
       <w:start w:val="1"/>
       <w:numFmt w:val="bullet"/>
       <w:lvlText w:val="○"/>
@@ -4157,7 +3636,7 @@
         <w:ind w:left="1440" w:hanging="360"/>
       </w:pPr>
     </w:lvl>
-    <w:lvl w:ilvl="2" w:tplc="348A2466">
+    <w:lvl w:ilvl="2" w:tplc="3CD62CDC">
       <w:start w:val="1"/>
       <w:numFmt w:val="bullet"/>
       <w:lvlText w:val="■"/>
@@ -4166,7 +3645,7 @@
         <w:ind w:left="2160" w:hanging="360"/>
       </w:pPr>
     </w:lvl>
-    <w:lvl w:ilvl="3" w:tplc="A59E1812">
+    <w:lvl w:ilvl="3" w:tplc="4D32CE9A">
       <w:start w:val="1"/>
       <w:numFmt w:val="bullet"/>
       <w:lvlText w:val="●"/>
@@ -4175,7 +3654,7 @@
         <w:ind w:left="2880" w:hanging="360"/>
       </w:pPr>
     </w:lvl>
-    <w:lvl w:ilvl="4" w:tplc="C2749616">
+    <w:lvl w:ilvl="4" w:tplc="8450503A">
       <w:start w:val="1"/>
       <w:numFmt w:val="bullet"/>
       <w:lvlText w:val="○"/>
@@ -4184,7 +3663,7 @@
         <w:ind w:left="3600" w:hanging="360"/>
       </w:pPr>
     </w:lvl>
-    <w:lvl w:ilvl="5" w:tplc="596843EC">
+    <w:lvl w:ilvl="5" w:tplc="3B76A050">
       <w:start w:val="1"/>
       <w:numFmt w:val="bullet"/>
       <w:lvlText w:val="■"/>
@@ -4193,7 +3672,7 @@
         <w:ind w:left="4320" w:hanging="360"/>
       </w:pPr>
     </w:lvl>
-    <w:lvl w:ilvl="6" w:tplc="1A7C862C">
+    <w:lvl w:ilvl="6" w:tplc="BA5E46F6">
       <w:start w:val="1"/>
       <w:numFmt w:val="bullet"/>
       <w:lvlText w:val="●"/>
@@ -4202,7 +3681,7 @@
         <w:ind w:left="5040" w:hanging="360"/>
       </w:pPr>
     </w:lvl>
-    <w:lvl w:ilvl="7" w:tplc="DBF29542">
+    <w:lvl w:ilvl="7" w:tplc="CCF6ADFE">
       <w:start w:val="1"/>
       <w:numFmt w:val="bullet"/>
       <w:lvlText w:val="●"/>
@@ -4211,7 +3690,7 @@
         <w:ind w:left="5760" w:hanging="360"/>
       </w:pPr>
     </w:lvl>
-    <w:lvl w:ilvl="8" w:tplc="A436273C">
+    <w:lvl w:ilvl="8" w:tplc="86DACBF8">
       <w:start w:val="1"/>
       <w:numFmt w:val="bullet"/>
       <w:lvlText w:val="●"/>
@@ -4221,7 +3700,7 @@
       </w:pPr>
     </w:lvl>
   </w:abstractNum>
-  <w:num w:numId="1" w16cid:durableId="2041852110">
+  <w:num w:numId="1" w16cid:durableId="1602251079">
     <w:abstractNumId w:val="0"/>
     <w:lvlOverride w:ilvl="0">
       <w:startOverride w:val="1"/>
@@ -4236,7 +3715,7 @@
     <w:rPrDefault>
       <w:rPr>
         <w:rFonts w:ascii="Arial" w:eastAsia="Arial" w:hAnsi="Arial" w:cs="Arial"/>
-        <w:color w:val="2A2C32"/>
+        <w:color w:val="2C3134"/>
         <w:sz w:val="18"/>
         <w:szCs w:val="18"/>
         <w:lang w:val="en-AT" w:eastAsia="en-AT" w:bidi="ar-SA"/>
